--- a/informe_capturas.docx
+++ b/informe_capturas.docx
@@ -53,6 +53,18 @@
         <w:t>Repositorio: https://github.com/bgrez-lab/gestion-productos-seguridad</w:t>
       </w:r>
     </w:p>
+    <w:p>
+      <w:pPr>
+        <w:jc w:val="center"/>
+      </w:pPr>
+      <w:r>
+        <w:rPr>
+          <w:i/>
+          <w:sz w:val="22"/>
+        </w:rPr>
+        <w:t>Objetivo: aplicar herramientas de analisis de codigo y REGISTRAR los problemas del programa original.</w:t>
+      </w:r>
+    </w:p>
     <w:p/>
     <w:p>
       <w:pPr>
@@ -68,7 +80,7 @@
           <w:i w:val="0"/>
           <w:sz w:val="22"/>
         </w:rPr>
-        <w:t>El objetivo de este trabajo es investigar y aplicar herramientas de analisis automatico de codigo para detectar vulnerabilidades en una aplicacion web real, corregirlas y verificar la mejora. Como proyecto de prueba se desarrollo una aplicacion Flask con autenticacion (registro y login), CRUD de productos y base de datos SQLite, que se creo deliberadamente con fallas de seguridad tipicas (hashes de contrasenas debiles, consultas SQL concatenadas, credenciales en el codigo, CSRF sin mitigar y modo debug habilitado).</w:t>
+        <w:t>La calidad y la seguridad del software no se garantizan porque 'el programa funcione'; muchas vulnerabilidades graves (inyecciones SQL, almacenamiento inseguro de contrasenas, secretos expuestos) llegan a produccion precisamente porque nunca se analizo el codigo. Las herramientas de analisis estatico (SAST) y los linters permiten detectar este tipo de problemas de forma temprana, automatizada y economica.</w:t>
       </w:r>
     </w:p>
     <w:p>
@@ -77,48 +89,7 @@
           <w:i w:val="0"/>
           <w:sz w:val="22"/>
         </w:rPr>
-        <w:t>Sobre esa base se aplicaron cuatro herramientas de analisis:</w:t>
-      </w:r>
-    </w:p>
-    <w:p>
-      <w:pPr>
-        <w:pStyle w:val="ListBullet"/>
-      </w:pPr>
-      <w:r>
-        <w:t>Bandit: analizador estatico (SAST) especializado en Python.</w:t>
-      </w:r>
-    </w:p>
-    <w:p>
-      <w:pPr>
-        <w:pStyle w:val="ListBullet"/>
-      </w:pPr>
-      <w:r>
-        <w:t>Semgrep: analizador estatico basado en reglas (SAST multiplataforma).</w:t>
-      </w:r>
-    </w:p>
-    <w:p>
-      <w:pPr>
-        <w:pStyle w:val="ListBullet"/>
-      </w:pPr>
-      <w:r>
-        <w:t>SonarCloud: plataforma en la nube con analisis continuo y Quality Gate.</w:t>
-      </w:r>
-    </w:p>
-    <w:p>
-      <w:pPr>
-        <w:pStyle w:val="ListBullet"/>
-      </w:pPr>
-      <w:r>
-        <w:t>Revisio n por IA (Claude): revision manual asistida por un modelo de lenguaje.</w:t>
-      </w:r>
-    </w:p>
-    <w:p>
-      <w:r>
-        <w:rPr>
-          <w:i w:val="0"/>
-          <w:sz w:val="22"/>
-        </w:rPr>
-        <w:t>El informe presenta cada herramienta, el cuadro comparativo, la metodologia, los hallazgos detectados con su severidad y ubicacion, las correcciones aplicadas, la evidencia generada y las conclusiones. Todo el codigo y los reportes estan publicados en GitHub y fueron reanalizados para demostrar la reduccion de riesgos.</w:t>
+        <w:t>El objetivo de este trabajo es investigar y aplicar al menos tres herramientas de analisis de codigo y registrar los problemas que presenta el programa original. Para ello se desarrollo una aplicacion web propia (CRUD de productos con autenticacion y base de datos SQLite) que incluye, deliberadamente, defectos clasicos de las aplicaciones reales, y se analizo sin corregir nada. El informe registra cada problema detectado por Bandit, Semgrep, SonarCloud y una revision asistida por IA (Claude), indicando tipo, severidad, ubicacion, explicacion y la correccion recomendada.</w:t>
       </w:r>
     </w:p>
     <w:p>
@@ -143,7 +114,7 @@
           <w:i w:val="0"/>
           <w:sz w:val="22"/>
         </w:rPr>
-        <w:t>Bandit es un analizador estatico de seguridad para codigo Python. Escanea el arbol sintactico (AST) en busca de patrones problematicos (uso de MD5/SHA1, inyeccion SQL, credenciales hardcodeadas) y clasifica los hallazgos por severidad (LOW/MEDIUM/HIGH) y confianza. Se instala con "pip install bandit" y se ejecuta como "bandit -r .". No requie re ningun servicio externo.</w:t>
+        <w:t>Analizador estatico de seguridad para Python (PyCQA). Recorre el AST buscando patrones de riesgo conocidos (B-series: B201 debug, B324 MD5, B608 inyeccion SQL, B105 secretos). Se instala con 'pip install bandit' y se ejecuta como 'bandit -r .'. Resultado sobre el programa original: 7 hallazgos (3 High, 3 Medium, 1 Low).</w:t>
       </w:r>
     </w:p>
     <w:p>
@@ -160,7 +131,7 @@
           <w:i w:val="0"/>
           <w:sz w:val="22"/>
         </w:rPr>
-        <w:t>Semgrep es un motor SAST basado en reglas, de codigo abierto, que funciona por coincidencia de patrones sobre el arbol sintactico. Permite analizar decenas de lenguajes incluyendo Python y Python Django/Flask, con miles de reglas de la comunidad ("semgrep scan --config auto"). Su formato de salida incluye JSON (para automatizar) y texto legible.</w:t>
+        <w:t>Motor SAST de reglas multiplataforma que busca codigo por patrones (grep con sintaxis de programacion). Corre miles de reglas de la comunidad con 'semgrep scan --config auto'. Resultado sobre el programa original: 16 hallazgos en 14 ubicaciones (varias reglas -django/flask/sqlalchemy- marcan la misma linea).</w:t>
       </w:r>
     </w:p>
     <w:p>
@@ -177,7 +148,7 @@
           <w:i w:val="0"/>
           <w:sz w:val="22"/>
         </w:rPr>
-        <w:t>SonarCloud es la version en la nube de SonarQube. Se conecta al repositorio de GitHub y ejecuta un analisis automatico en cada push sin instalar nada (GitHub App). Mide cuatro pilares (Confiabilidad, Seguridad, Mantenibilidad y Cobertura), reporta issues con severidad y asigna una metrica llamada Quality Gate que aprueba o rechaza el codigo. En este trabajo se eligio SonarCloud por no requerir Docker ni Java 17 (necesarios para SonarQube local).</w:t>
+        <w:t>Version en la nube de SonarQube. Se conecta al repositorio de GitHub y analiza en cada push (GitHub App), sin instalar nada; clasifica issues en Vulnerability/Bug/Code Smell con severidad y calcula Quality Gates. Se eligio por no requerir Docker ni Java 17. Resultado sobre el programa original: 6 issues abiertas (5 vulnerabilidades + 1 bug).</w:t>
       </w:r>
     </w:p>
     <w:p>
@@ -194,7 +165,7 @@
           <w:i w:val="0"/>
           <w:sz w:val="22"/>
         </w:rPr>
-        <w:t>Ademas de las herramientas tradicionales, se realizo una revision del codigo asistida por un modelo de lenguaje (Claude). El modelo identifico 14 hallazgos de seguridad y corregibilidad que coincidieron en su mayoria con las herramientas SAST y aportaron explicaciones didacticas. Se documento en evidencia/revision_claude.md.</w:t>
+        <w:t>Revision linea a linea del codigo asistida por un modelo de lenguaje ('AI code review'). Ademas de patrones detecta problemas de logica de negocio y explica el 'porque'. Resultado sobre el programa original: 14 hallazgos (8 de seguridad, 2 errores de programacion, 4 malas practicas/calidad), documentados en evidencia/revision_claude.md.</w:t>
       </w:r>
     </w:p>
     <w:p>
@@ -229,7 +200,7 @@
             <w:r>
               <w:rPr>
                 <w:b/>
-                <w:sz w:val="18"/>
+                <w:sz w:val="16"/>
               </w:rPr>
               <w:t>Aspecto</w:t>
             </w:r>
@@ -244,7 +215,7 @@
             <w:r>
               <w:rPr>
                 <w:b/>
-                <w:sz w:val="18"/>
+                <w:sz w:val="16"/>
               </w:rPr>
               <w:t>Bandit</w:t>
             </w:r>
@@ -259,7 +230,7 @@
             <w:r>
               <w:rPr>
                 <w:b/>
-                <w:sz w:val="18"/>
+                <w:sz w:val="16"/>
               </w:rPr>
               <w:t>Semgrep</w:t>
             </w:r>
@@ -274,7 +245,7 @@
             <w:r>
               <w:rPr>
                 <w:b/>
-                <w:sz w:val="18"/>
+                <w:sz w:val="16"/>
               </w:rPr>
               <w:t>SonarCloud</w:t>
             </w:r>
@@ -289,7 +260,7 @@
             <w:r>
               <w:rPr>
                 <w:b/>
-                <w:sz w:val="18"/>
+                <w:sz w:val="16"/>
               </w:rPr>
               <w:t>IA (Claude)</w:t>
             </w:r>
@@ -305,7 +276,7 @@
             <w:r/>
             <w:r>
               <w:rPr>
-                <w:sz w:val="18"/>
+                <w:sz w:val="16"/>
               </w:rPr>
               <w:t>Tipo</w:t>
             </w:r>
@@ -319,7 +290,7 @@
             <w:r/>
             <w:r>
               <w:rPr>
-                <w:sz w:val="18"/>
+                <w:sz w:val="16"/>
               </w:rPr>
               <w:t>SAST (Python)</w:t>
             </w:r>
@@ -333,7 +304,7 @@
             <w:r/>
             <w:r>
               <w:rPr>
-                <w:sz w:val="18"/>
+                <w:sz w:val="16"/>
               </w:rPr>
               <w:t>SAST multiplataforma</w:t>
             </w:r>
@@ -347,7 +318,7 @@
             <w:r/>
             <w:r>
               <w:rPr>
-                <w:sz w:val="18"/>
+                <w:sz w:val="16"/>
               </w:rPr>
               <w:t>SAST + analisis continuo en nube</w:t>
             </w:r>
@@ -361,7 +332,7 @@
             <w:r/>
             <w:r>
               <w:rPr>
-                <w:sz w:val="18"/>
+                <w:sz w:val="16"/>
               </w:rPr>
               <w:t>Revision manual asistida</w:t>
             </w:r>
@@ -377,7 +348,7 @@
             <w:r/>
             <w:r>
               <w:rPr>
-                <w:sz w:val="18"/>
+                <w:sz w:val="16"/>
               </w:rPr>
               <w:t>Instalacion</w:t>
             </w:r>
@@ -391,7 +362,7 @@
             <w:r/>
             <w:r>
               <w:rPr>
-                <w:sz w:val="18"/>
+                <w:sz w:val="16"/>
               </w:rPr>
               <w:t>pip install bandit</w:t>
             </w:r>
@@ -405,7 +376,7 @@
             <w:r/>
             <w:r>
               <w:rPr>
-                <w:sz w:val="18"/>
+                <w:sz w:val="16"/>
               </w:rPr>
               <w:t>pip install semgrep</w:t>
             </w:r>
@@ -419,7 +390,7 @@
             <w:r/>
             <w:r>
               <w:rPr>
-                <w:sz w:val="18"/>
+                <w:sz w:val="16"/>
               </w:rPr>
               <w:t>Sin instalar (GitHub App + navegador)</w:t>
             </w:r>
@@ -433,7 +404,7 @@
             <w:r/>
             <w:r>
               <w:rPr>
-                <w:sz w:val="18"/>
+                <w:sz w:val="16"/>
               </w:rPr>
               <w:t>Sin instalar</w:t>
             </w:r>
@@ -449,7 +420,7 @@
             <w:r/>
             <w:r>
               <w:rPr>
-                <w:sz w:val="18"/>
+                <w:sz w:val="16"/>
               </w:rPr>
               <w:t>Interfaz</w:t>
             </w:r>
@@ -463,7 +434,7 @@
             <w:r/>
             <w:r>
               <w:rPr>
-                <w:sz w:val="18"/>
+                <w:sz w:val="16"/>
               </w:rPr>
               <w:t>Linea de comandos</w:t>
             </w:r>
@@ -477,7 +448,7 @@
             <w:r/>
             <w:r>
               <w:rPr>
-                <w:sz w:val="18"/>
+                <w:sz w:val="16"/>
               </w:rPr>
               <w:t>Linea de comandos</w:t>
             </w:r>
@@ -491,7 +462,7 @@
             <w:r/>
             <w:r>
               <w:rPr>
-                <w:sz w:val="18"/>
+                <w:sz w:val="16"/>
               </w:rPr>
               <w:t>Dashboard web + Quality Gate</w:t>
             </w:r>
@@ -505,7 +476,7 @@
             <w:r/>
             <w:r>
               <w:rPr>
-                <w:sz w:val="18"/>
+                <w:sz w:val="16"/>
               </w:rPr>
               <w:t>Dialogo / API</w:t>
             </w:r>
@@ -521,7 +492,7 @@
             <w:r/>
             <w:r>
               <w:rPr>
-                <w:sz w:val="18"/>
+                <w:sz w:val="16"/>
               </w:rPr>
               <w:t>Lenguajes</w:t>
             </w:r>
@@ -535,7 +506,7 @@
             <w:r/>
             <w:r>
               <w:rPr>
-                <w:sz w:val="18"/>
+                <w:sz w:val="16"/>
               </w:rPr>
               <w:t>Python</w:t>
             </w:r>
@@ -549,9 +520,9 @@
             <w:r/>
             <w:r>
               <w:rPr>
-                <w:sz w:val="18"/>
-              </w:rPr>
-              <w:t>Decenas</w:t>
+                <w:sz w:val="16"/>
+              </w:rPr>
+              <w:t>64+ lenguajes</w:t>
             </w:r>
           </w:p>
         </w:tc>
@@ -563,9 +534,9 @@
             <w:r/>
             <w:r>
               <w:rPr>
-                <w:sz w:val="18"/>
-              </w:rPr>
-              <w:t>Decenas (python, web, yaml)</w:t>
+                <w:sz w:val="16"/>
+              </w:rPr>
+              <w:t>30+ lenguajes</w:t>
             </w:r>
           </w:p>
         </w:tc>
@@ -577,7 +548,7 @@
             <w:r/>
             <w:r>
               <w:rPr>
-                <w:sz w:val="18"/>
+                <w:sz w:val="16"/>
               </w:rPr>
               <w:t>Generico</w:t>
             </w:r>
@@ -593,9 +564,9 @@
             <w:r/>
             <w:r>
               <w:rPr>
-                <w:sz w:val="18"/>
-              </w:rPr>
-              <w:t>Reglas</w:t>
+                <w:sz w:val="16"/>
+              </w:rPr>
+              <w:t>Alertas por severidad</w:t>
             </w:r>
           </w:p>
         </w:tc>
@@ -607,9 +578,9 @@
             <w:r/>
             <w:r>
               <w:rPr>
-                <w:sz w:val="18"/>
-              </w:rPr>
-              <w:t>~100 pruebas (perfil de seguridad)</w:t>
+                <w:sz w:val="16"/>
+              </w:rPr>
+              <w:t>low/medium/high</w:t>
             </w:r>
           </w:p>
         </w:tc>
@@ -621,9 +592,9 @@
             <w:r/>
             <w:r>
               <w:rPr>
-                <w:sz w:val="18"/>
-              </w:rPr>
-              <w:t>Miles (reglas OSS)</w:t>
+                <w:sz w:val="16"/>
+              </w:rPr>
+              <w:t>warning/error</w:t>
             </w:r>
           </w:p>
         </w:tc>
@@ -635,9 +606,9 @@
             <w:r/>
             <w:r>
               <w:rPr>
-                <w:sz w:val="18"/>
-              </w:rPr>
-              <w:t>Reglas SonarSource + atributos Clean Code</w:t>
+                <w:sz w:val="16"/>
+              </w:rPr>
+              <w:t>info...blocker</w:t>
             </w:r>
           </w:p>
         </w:tc>
@@ -649,9 +620,9 @@
             <w:r/>
             <w:r>
               <w:rPr>
-                <w:sz w:val="18"/>
-              </w:rPr>
-              <w:t>Conocimiento general</w:t>
+                <w:sz w:val="16"/>
+              </w:rPr>
+              <w:t>Texto explicativo</w:t>
             </w:r>
           </w:p>
         </w:tc>
@@ -665,9 +636,9 @@
             <w:r/>
             <w:r>
               <w:rPr>
-                <w:sz w:val="18"/>
-              </w:rPr>
-              <w:t>Salida</w:t>
+                <w:sz w:val="16"/>
+              </w:rPr>
+              <w:t>Quality Gate</w:t>
             </w:r>
           </w:p>
         </w:tc>
@@ -679,9 +650,9 @@
             <w:r/>
             <w:r>
               <w:rPr>
-                <w:sz w:val="18"/>
-              </w:rPr>
-              <w:t>Json/HTML/texto</w:t>
+                <w:sz w:val="16"/>
+              </w:rPr>
+              <w:t>No</w:t>
             </w:r>
           </w:p>
         </w:tc>
@@ -693,9 +664,9 @@
             <w:r/>
             <w:r>
               <w:rPr>
-                <w:sz w:val="18"/>
-              </w:rPr>
-              <w:t>JSON + mensajes</w:t>
+                <w:sz w:val="16"/>
+              </w:rPr>
+              <w:t>No</w:t>
             </w:r>
           </w:p>
         </w:tc>
@@ -707,9 +678,9 @@
             <w:r/>
             <w:r>
               <w:rPr>
-                <w:sz w:val="18"/>
-              </w:rPr>
-              <w:t>Issues + metricas + gate</w:t>
+                <w:sz w:val="16"/>
+              </w:rPr>
+              <w:t>Si (rojo/verde)</w:t>
             </w:r>
           </w:p>
         </w:tc>
@@ -721,9 +692,9 @@
             <w:r/>
             <w:r>
               <w:rPr>
-                <w:sz w:val="18"/>
-              </w:rPr>
-              <w:t>Texto explicativo</w:t>
+                <w:sz w:val="16"/>
+              </w:rPr>
+              <w:t>No</w:t>
             </w:r>
           </w:p>
         </w:tc>
@@ -737,9 +708,9 @@
             <w:r/>
             <w:r>
               <w:rPr>
-                <w:sz w:val="18"/>
-              </w:rPr>
-              <w:t>Repeticion</w:t>
+                <w:sz w:val="16"/>
+              </w:rPr>
+              <w:t>Integracion CI/CD</w:t>
             </w:r>
           </w:p>
         </w:tc>
@@ -751,9 +722,9 @@
             <w:r/>
             <w:r>
               <w:rPr>
-                <w:sz w:val="18"/>
-              </w:rPr>
-              <w:t>Manual (comando)</w:t>
+                <w:sz w:val="16"/>
+              </w:rPr>
+              <w:t>Script</w:t>
             </w:r>
           </w:p>
         </w:tc>
@@ -765,9 +736,9 @@
             <w:r/>
             <w:r>
               <w:rPr>
-                <w:sz w:val="18"/>
-              </w:rPr>
-              <w:t>Manual (comando)</w:t>
+                <w:sz w:val="16"/>
+              </w:rPr>
+              <w:t>Script</w:t>
             </w:r>
           </w:p>
         </w:tc>
@@ -779,7 +750,7 @@
             <w:r/>
             <w:r>
               <w:rPr>
-                <w:sz w:val="18"/>
+                <w:sz w:val="16"/>
               </w:rPr>
               <w:t>Automatica en cada push</w:t>
             </w:r>
@@ -793,9 +764,9 @@
             <w:r/>
             <w:r>
               <w:rPr>
-                <w:sz w:val="18"/>
-              </w:rPr>
-              <w:t>Manual</w:t>
+                <w:sz w:val="16"/>
+              </w:rPr>
+              <w:t>No</w:t>
             </w:r>
           </w:p>
         </w:tc>
@@ -809,9 +780,9 @@
             <w:r/>
             <w:r>
               <w:rPr>
-                <w:sz w:val="18"/>
-              </w:rPr>
-              <w:t>Costo</w:t>
+                <w:sz w:val="16"/>
+              </w:rPr>
+              <w:t>Ventajas</w:t>
             </w:r>
           </w:p>
         </w:tc>
@@ -823,9 +794,9 @@
             <w:r/>
             <w:r>
               <w:rPr>
-                <w:sz w:val="18"/>
-              </w:rPr>
-              <w:t>Gratis (OSS)</w:t>
+                <w:sz w:val="16"/>
+              </w:rPr>
+              <w:t>Simple, rapido, enfocado en seguridad Python</w:t>
             </w:r>
           </w:p>
         </w:tc>
@@ -837,9 +808,9 @@
             <w:r/>
             <w:r>
               <w:rPr>
-                <w:sz w:val="18"/>
-              </w:rPr>
-              <w:t>Gratis (OSS)</w:t>
+                <w:sz w:val="16"/>
+              </w:rPr>
+              <w:t>Multilenguaje, reglas a medida, gratuito</w:t>
             </w:r>
           </w:p>
         </w:tc>
@@ -851,9 +822,9 @@
             <w:r/>
             <w:r>
               <w:rPr>
-                <w:sz w:val="18"/>
-              </w:rPr>
-              <w:t>Gratis para repos publicos</w:t>
+                <w:sz w:val="16"/>
+              </w:rPr>
+              <w:t>Dashboard completo, Quality Gate, analisis continuo</w:t>
             </w:r>
           </w:p>
         </w:tc>
@@ -865,9 +836,81 @@
             <w:r/>
             <w:r>
               <w:rPr>
-                <w:sz w:val="18"/>
-              </w:rPr>
-              <w:t>Pago/consumo</w:t>
+                <w:sz w:val="16"/>
+              </w:rPr>
+              <w:t>Entiende logica de negocio</w:t>
+            </w:r>
+          </w:p>
+        </w:tc>
+      </w:tr>
+      <w:tr>
+        <w:tc>
+          <w:tcPr>
+            <w:tcW w:type="dxa" w:w="1728"/>
+          </w:tcPr>
+          <w:p>
+            <w:r/>
+            <w:r>
+              <w:rPr>
+                <w:sz w:val="16"/>
+              </w:rPr>
+              <w:t>Desventajas</w:t>
+            </w:r>
+          </w:p>
+        </w:tc>
+        <w:tc>
+          <w:tcPr>
+            <w:tcW w:type="dxa" w:w="1728"/>
+          </w:tcPr>
+          <w:p>
+            <w:r/>
+            <w:r>
+              <w:rPr>
+                <w:sz w:val="16"/>
+              </w:rPr>
+              <w:t>Solo Python, sin reglas propias</w:t>
+            </w:r>
+          </w:p>
+        </w:tc>
+        <w:tc>
+          <w:tcPr>
+            <w:tcW w:type="dxa" w:w="1728"/>
+          </w:tcPr>
+          <w:p>
+            <w:r/>
+            <w:r>
+              <w:rPr>
+                <w:sz w:val="16"/>
+              </w:rPr>
+              <w:t>Falsos positivos si se aplican reglas de otros frameworks</w:t>
+            </w:r>
+          </w:p>
+        </w:tc>
+        <w:tc>
+          <w:tcPr>
+            <w:tcW w:type="dxa" w:w="1728"/>
+          </w:tcPr>
+          <w:p>
+            <w:r/>
+            <w:r>
+              <w:rPr>
+                <w:sz w:val="16"/>
+              </w:rPr>
+              <w:t>Depende de la nube; plan gratuito exige repo publico</w:t>
+            </w:r>
+          </w:p>
+        </w:tc>
+        <w:tc>
+          <w:tcPr>
+            <w:tcW w:type="dxa" w:w="1728"/>
+          </w:tcPr>
+          <w:p>
+            <w:r/>
+            <w:r>
+              <w:rPr>
+                <w:sz w:val="16"/>
+              </w:rPr>
+              <w:t>No es exhaustiva; puede equivocarse</w:t>
             </w:r>
           </w:p>
         </w:tc>
@@ -879,7 +922,7 @@
         <w:pStyle w:val="Heading1"/>
       </w:pPr>
       <w:r>
-        <w:t>3. Descripcion del programa desarrollado</w:t>
+        <w:t>3. Descripcion del programa analizado (version original)</w:t>
       </w:r>
     </w:p>
     <w:p>
@@ -888,7 +931,7 @@
           <w:i w:val="0"/>
           <w:sz w:val="22"/>
         </w:rPr>
-        <w:t>La aplicacion es una pagina web que permite registrarse, iniciar sesion y administrar un inventario de productos (listar, crear, editar y eliminar). Esta construida con Flask 3, Jinja2 para las vistas y SQLite como base de datos. Estructura de archivos:</w:t>
+        <w:t>Aplicacion web Flask + SQLite que gestiona productos de un catalogo: CRUD completo sobre la entidad producto (crear, listar/buscar, editar, eliminar), autenticacion con registro/login/logout sobre la entidad usuario y base de datos relacional SQLite (tablas 'usuarios' y 'productos').</w:t>
       </w:r>
     </w:p>
     <w:p>
@@ -912,7 +955,7 @@
           <w:rFonts w:ascii="Consolas" w:hAnsi="Consolas"/>
           <w:sz w:val="18"/>
         </w:rPr>
-        <w:t xml:space="preserve">  app.py            # creacion de la app, CSRF y arranque</w:t>
+        <w:t xml:space="preserve">  app.py            # arranque y configuracion de la aplicacion</w:t>
       </w:r>
     </w:p>
     <w:p>
@@ -924,7 +967,7 @@
           <w:rFonts w:ascii="Consolas" w:hAnsi="Consolas"/>
           <w:sz w:val="18"/>
         </w:rPr>
-        <w:t xml:space="preserve">  config.py         # configuracion y SECRET_KEY</w:t>
+        <w:t xml:space="preserve">  auth.py           # registro, login, logout</w:t>
       </w:r>
     </w:p>
     <w:p>
@@ -936,7 +979,7 @@
           <w:rFonts w:ascii="Consolas" w:hAnsi="Consolas"/>
           <w:sz w:val="18"/>
         </w:rPr>
-        <w:t xml:space="preserve">  database.py       # conexion, creacion de tablas y siembra (admin)</w:t>
+        <w:t xml:space="preserve">  productos.py      # CRUD de productos</w:t>
       </w:r>
     </w:p>
     <w:p>
@@ -948,7 +991,7 @@
           <w:rFonts w:ascii="Consolas" w:hAnsi="Consolas"/>
           <w:sz w:val="18"/>
         </w:rPr>
-        <w:t xml:space="preserve">  auth.py           # registro, login y logout (hashes y consultas)</w:t>
+        <w:t xml:space="preserve">  database.py       # conexion SQLite e inicializacion del esquema</w:t>
       </w:r>
     </w:p>
     <w:p>
@@ -960,7 +1003,7 @@
           <w:rFonts w:ascii="Consolas" w:hAnsi="Consolas"/>
           <w:sz w:val="18"/>
         </w:rPr>
-        <w:t xml:space="preserve">  productos.py      # CRUD de productos y busqueda</w:t>
+        <w:t xml:space="preserve">  config.py         # configuracion (clave, credenciales)</w:t>
       </w:r>
     </w:p>
     <w:p>
@@ -972,7 +1015,7 @@
           <w:rFonts w:ascii="Consolas" w:hAnsi="Consolas"/>
           <w:sz w:val="18"/>
         </w:rPr>
-        <w:t xml:space="preserve">  templates/        # login.html, registro.html, listar.html, formulario.html, base.html</w:t>
+        <w:t xml:space="preserve">  templates/        # base, login, registro, listar, formulario</w:t>
       </w:r>
     </w:p>
     <w:p>
@@ -988,24 +1031,12 @@
       </w:r>
     </w:p>
     <w:p>
-      <w:pPr>
-        <w:spacing w:after="0"/>
-      </w:pPr>
-      <w:r>
-        <w:rPr>
-          <w:rFonts w:ascii="Consolas" w:hAnsi="Consolas"/>
-          <w:sz w:val="18"/>
-        </w:rPr>
-        <w:t xml:space="preserve">  requirements.txt  # Flask==3.0.3, Flask-WTF==1.2.2</w:t>
-      </w:r>
-    </w:p>
-    <w:p>
       <w:r>
         <w:rPr>
           <w:i w:val="0"/>
           <w:sz w:val="22"/>
         </w:rPr>
-        <w:t>La version original contenia vulnerabilidades intencionales: contrasenas almacenadas con MD5, consultas SQL construidas por concatenacion de cadenas (inyeccion SQL), credenciales hardcodeadas, proteccion CSRF desactivada, modo debug activo, servidor escuchando en todas las interfaces y validaciones minimas.</w:t>
+        <w:t>El codigo entregado en la rama main es la version original, sin correcciones; los hallazgos estan senalizados con comentarios en el propio codigo (p. ej. '# Hallazgo B201 (Bandit)') para facilitar su revision. Este trabajo NO corrige el programa: su alcance es identificar y registrar los problemas detectados.</w:t>
       </w:r>
     </w:p>
     <w:p>
@@ -1021,7 +1052,7 @@
         <w:pStyle w:val="ListNumber"/>
       </w:pPr>
       <w:r>
-        <w:t>Desarrollo de una version vulnerable de la aplicacion y publicacion inicial en GitHub (rama main).</w:t>
+        <w:t>Publicacion del proyecto en GitHub (bgrez-lab/gestion-productos-seguridad) con Git y .gitignore.</w:t>
       </w:r>
     </w:p>
     <w:p>
@@ -1029,7 +1060,7 @@
         <w:pStyle w:val="ListNumber"/>
       </w:pPr>
       <w:r>
-        <w:t>Analisis con Bandit y Semgrep sobre la version vulnerable; guardado de reportes en evidencia/.</w:t>
+        <w:t>Analisis SAST con Bandit sobre los modulos Python del programa original; reporte JSON guardado.</w:t>
       </w:r>
     </w:p>
     <w:p>
@@ -1037,7 +1068,7 @@
         <w:pStyle w:val="ListNumber"/>
       </w:pPr>
       <w:r>
-        <w:t>Revision del codigo con IA (Claude): 14 hallazgos documentados en evidencia/revision_claude.md.</w:t>
+        <w:t>Analisis Semgrep con --config auto; reporte JSON guardado.</w:t>
       </w:r>
     </w:p>
     <w:p>
@@ -1045,7 +1076,7 @@
         <w:pStyle w:val="ListNumber"/>
       </w:pPr>
       <w:r>
-        <w:t>Conexion de SonarCloud al repositorio: analisis automatico en cada push y captura de las 9 issues iniciales.</w:t>
+        <w:t>Analisis SonarCloud (automatico en cada push); registro de las issues abiertas.</w:t>
       </w:r>
     </w:p>
     <w:p>
@@ -1053,7 +1084,7 @@
         <w:pStyle w:val="ListNumber"/>
       </w:pPr>
       <w:r>
-        <w:t>Correccion de todas las vulnerabilidades conservando la funcionalidad (CRUD + login).</w:t>
+        <w:t>Revision del codigo con IA (Claude); 14 hallazgos documentados.</w:t>
       </w:r>
     </w:p>
     <w:p>
@@ -1061,7 +1092,7 @@
         <w:pStyle w:val="ListNumber"/>
       </w:pPr>
       <w:r>
-        <w:t>Re-ejecucion de Bandit, Semgrep y Pylint para verificar la mejora.</w:t>
+        <w:t>Registro de cada hallazgo: tipo, severidad, ubicacion (archivo:linea), explicacion y correccion recomendada.</w:t>
       </w:r>
     </w:p>
     <w:p>
@@ -1069,23 +1100,7 @@
         <w:pStyle w:val="ListNumber"/>
       </w:pPr>
       <w:r>
-        <w:t>Comprobacion de que las 9 issues de SonarCloud quedaron cerradas y el Quality Gate paso a PASSED.</w:t>
-      </w:r>
-    </w:p>
-    <w:p>
-      <w:pPr>
-        <w:pStyle w:val="ListNumber"/>
-      </w:pPr>
-      <w:r>
-        <w:t>Pruebas funcionales de humo: login correcto, inyeccion SQL neutralizada, NaN rechazado, CSRF activo y logout (8/8 PASS).</w:t>
-      </w:r>
-    </w:p>
-    <w:p>
-      <w:pPr>
-        <w:pStyle w:val="ListNumber"/>
-      </w:pPr>
-      <w:r>
-        <w:t>Redaccion del informe, generacion de evidencias y empaquetado de la entrega.</w:t>
+        <w:t>Verificacion de reproducibilidad: al volver a publicar el codigo original, SonarCloud reabrio las mismas issues.</w:t>
       </w:r>
     </w:p>
     <w:p>
@@ -1093,7 +1108,7 @@
         <w:pStyle w:val="Heading1"/>
       </w:pPr>
       <w:r>
-        <w:t>5. Resultados del analisis</w:t>
+        <w:t>5. Registro de problemas detectados en el programa original</w:t>
       </w:r>
     </w:p>
     <w:p>
@@ -1101,7 +1116,7 @@
         <w:pStyle w:val="Heading2"/>
       </w:pPr>
       <w:r>
-        <w:t>5.1 Resumen antes/despues</w:t>
+        <w:t>5.1 Resumen por herramienta</w:t>
       </w:r>
     </w:p>
     <w:tbl>
@@ -1127,7 +1142,7 @@
             <w:r>
               <w:rPr>
                 <w:b/>
-                <w:sz w:val="18"/>
+                <w:sz w:val="16"/>
               </w:rPr>
               <w:t>Herramienta</w:t>
             </w:r>
@@ -1142,9 +1157,9 @@
             <w:r>
               <w:rPr>
                 <w:b/>
-                <w:sz w:val="18"/>
-              </w:rPr>
-              <w:t>Antes</w:t>
+                <w:sz w:val="16"/>
+              </w:rPr>
+              <w:t>Hallazgos</w:t>
             </w:r>
           </w:p>
         </w:tc>
@@ -1157,9 +1172,9 @@
             <w:r>
               <w:rPr>
                 <w:b/>
-                <w:sz w:val="18"/>
-              </w:rPr>
-              <w:t>Despues</w:t>
+                <w:sz w:val="16"/>
+              </w:rPr>
+              <w:t>Severidades destacadas</w:t>
             </w:r>
           </w:p>
         </w:tc>
@@ -1172,9 +1187,9 @@
             <w:r>
               <w:rPr>
                 <w:b/>
-                <w:sz w:val="18"/>
-              </w:rPr>
-              <w:t>Estado</w:t>
+                <w:sz w:val="16"/>
+              </w:rPr>
+              <w:t>Reporte</w:t>
             </w:r>
           </w:p>
         </w:tc>
@@ -1188,9 +1203,9 @@
             <w:r/>
             <w:r>
               <w:rPr>
-                <w:sz w:val="18"/>
-              </w:rPr>
-              <w:t>Bandit (SAST Python)</w:t>
+                <w:sz w:val="16"/>
+              </w:rPr>
+              <w:t>Bandit</w:t>
             </w:r>
           </w:p>
         </w:tc>
@@ -1202,9 +1217,9 @@
             <w:r/>
             <w:r>
               <w:rPr>
-                <w:sz w:val="18"/>
-              </w:rPr>
-              <w:t>7 hallazgos (2 High, 3 Medium, 2 Low)</w:t>
+                <w:sz w:val="16"/>
+              </w:rPr>
+              <w:t>7</w:t>
             </w:r>
           </w:p>
         </w:tc>
@@ -1216,9 +1231,9 @@
             <w:r/>
             <w:r>
               <w:rPr>
-                <w:sz w:val="18"/>
-              </w:rPr>
-              <w:t>0 hallazgos</w:t>
+                <w:sz w:val="16"/>
+              </w:rPr>
+              <w:t>3 High - 3 Medium - 1 Low</w:t>
             </w:r>
           </w:p>
         </w:tc>
@@ -1230,9 +1245,9 @@
             <w:r/>
             <w:r>
               <w:rPr>
-                <w:sz w:val="18"/>
-              </w:rPr>
-              <w:t>Corregido</w:t>
+                <w:sz w:val="16"/>
+              </w:rPr>
+              <w:t>evidencia/bandit_antes.json</w:t>
             </w:r>
           </w:p>
         </w:tc>
@@ -1246,9 +1261,9 @@
             <w:r/>
             <w:r>
               <w:rPr>
-                <w:sz w:val="18"/>
-              </w:rPr>
-              <w:t>Semgrep (SAST reglas)</w:t>
+                <w:sz w:val="16"/>
+              </w:rPr>
+              <w:t>Semgrep</w:t>
             </w:r>
           </w:p>
         </w:tc>
@@ -1260,9 +1275,9 @@
             <w:r/>
             <w:r>
               <w:rPr>
-                <w:sz w:val="18"/>
-              </w:rPr>
-              <w:t>16 hallazgos</w:t>
+                <w:sz w:val="16"/>
+              </w:rPr>
+              <w:t>16</w:t>
             </w:r>
           </w:p>
         </w:tc>
@@ -1274,9 +1289,9 @@
             <w:r/>
             <w:r>
               <w:rPr>
-                <w:sz w:val="18"/>
-              </w:rPr>
-              <w:t>4 (falsos positivos)</w:t>
+                <w:sz w:val="16"/>
+              </w:rPr>
+              <w:t>9 error - 7 warning</w:t>
             </w:r>
           </w:p>
         </w:tc>
@@ -1288,9 +1303,9 @@
             <w:r/>
             <w:r>
               <w:rPr>
-                <w:sz w:val="18"/>
-              </w:rPr>
-              <w:t>Corregido</w:t>
+                <w:sz w:val="16"/>
+              </w:rPr>
+              <w:t>evidencia/semgrep_scan.json</w:t>
             </w:r>
           </w:p>
         </w:tc>
@@ -1304,9 +1319,9 @@
             <w:r/>
             <w:r>
               <w:rPr>
-                <w:sz w:val="18"/>
-              </w:rPr>
-              <w:t>SonarCloud (nube)</w:t>
+                <w:sz w:val="16"/>
+              </w:rPr>
+              <w:t>SonarCloud</w:t>
             </w:r>
           </w:p>
         </w:tc>
@@ -1318,9 +1333,9 @@
             <w:r/>
             <w:r>
               <w:rPr>
-                <w:sz w:val="18"/>
-              </w:rPr>
-              <w:t>9 issues (8 vulnerabilidades + 1 bug)</w:t>
+                <w:sz w:val="16"/>
+              </w:rPr>
+              <w:t>6</w:t>
             </w:r>
           </w:p>
         </w:tc>
@@ -1332,9 +1347,9 @@
             <w:r/>
             <w:r>
               <w:rPr>
-                <w:sz w:val="18"/>
-              </w:rPr>
-              <w:t>0 abiertas - Quality Gate PASSED</w:t>
+                <w:sz w:val="16"/>
+              </w:rPr>
+              <w:t>1 Blocker - 2 Critical - 1 Minor - 2 Major</w:t>
             </w:r>
           </w:p>
         </w:tc>
@@ -1346,9 +1361,9 @@
             <w:r/>
             <w:r>
               <w:rPr>
-                <w:sz w:val="18"/>
-              </w:rPr>
-              <w:t>Corregido</w:t>
+                <w:sz w:val="16"/>
+              </w:rPr>
+              <w:t>evidencia/sonarcloud_issues.json</w:t>
             </w:r>
           </w:p>
         </w:tc>
@@ -1362,9 +1377,9 @@
             <w:r/>
             <w:r>
               <w:rPr>
-                <w:sz w:val="18"/>
-              </w:rPr>
-              <w:t>Pylint (estilo)</w:t>
+                <w:sz w:val="16"/>
+              </w:rPr>
+              <w:t>IA (Claude)</w:t>
             </w:r>
           </w:p>
         </w:tc>
@@ -1376,9 +1391,9 @@
             <w:r/>
             <w:r>
               <w:rPr>
-                <w:sz w:val="18"/>
-              </w:rPr>
-              <w:t>9.46/10</w:t>
+                <w:sz w:val="16"/>
+              </w:rPr>
+              <w:t>14</w:t>
             </w:r>
           </w:p>
         </w:tc>
@@ -1390,9 +1405,9 @@
             <w:r/>
             <w:r>
               <w:rPr>
-                <w:sz w:val="18"/>
-              </w:rPr>
-              <w:t>9.94/10</w:t>
+                <w:sz w:val="16"/>
+              </w:rPr>
+              <w:t>3 critica - 4 alta - 2 media - 5 baja</w:t>
             </w:r>
           </w:p>
         </w:tc>
@@ -1404,67 +1419,9 @@
             <w:r/>
             <w:r>
               <w:rPr>
-                <w:sz w:val="18"/>
-              </w:rPr>
-              <w:t>Mejorado</w:t>
-            </w:r>
-          </w:p>
-        </w:tc>
-      </w:tr>
-      <w:tr>
-        <w:tc>
-          <w:tcPr>
-            <w:tcW w:type="dxa" w:w="2160"/>
-          </w:tcPr>
-          <w:p>
-            <w:r/>
-            <w:r>
-              <w:rPr>
-                <w:sz w:val="18"/>
-              </w:rPr>
-              <w:t>Revision por IA (Claude)</w:t>
-            </w:r>
-          </w:p>
-        </w:tc>
-        <w:tc>
-          <w:tcPr>
-            <w:tcW w:type="dxa" w:w="2160"/>
-          </w:tcPr>
-          <w:p>
-            <w:r/>
-            <w:r>
-              <w:rPr>
-                <w:sz w:val="18"/>
-              </w:rPr>
-              <w:t>14 hallazgos</w:t>
-            </w:r>
-          </w:p>
-        </w:tc>
-        <w:tc>
-          <w:tcPr>
-            <w:tcW w:type="dxa" w:w="2160"/>
-          </w:tcPr>
-          <w:p>
-            <w:r/>
-            <w:r>
-              <w:rPr>
-                <w:sz w:val="18"/>
-              </w:rPr>
-              <w:t>todos atendidos</w:t>
-            </w:r>
-          </w:p>
-        </w:tc>
-        <w:tc>
-          <w:tcPr>
-            <w:tcW w:type="dxa" w:w="2160"/>
-          </w:tcPr>
-          <w:p>
-            <w:r/>
-            <w:r>
-              <w:rPr>
-                <w:sz w:val="18"/>
-              </w:rPr>
-              <w:t>Corregido</w:t>
+                <w:sz w:val="16"/>
+              </w:rPr>
+              <w:t>evidencia/revision_claude.md</w:t>
             </w:r>
           </w:p>
         </w:tc>
@@ -1476,24 +1433,726 @@
         <w:pStyle w:val="Heading2"/>
       </w:pPr>
       <w:r>
-        <w:t>5.2 Metricas cuantitativas</w:t>
+        <w:t>5.2 Bandit - 7 hallazgos</w:t>
       </w:r>
     </w:p>
-    <w:p>
-      <w:r>
-        <w:rPr>
-          <w:i w:val="0"/>
-          <w:sz w:val="22"/>
-        </w:rPr>
-        <w:t>Codigo analizado: 486 lineas (5 modulos Python + 5 plantillas). Cobertura de tests: no configurada (se valido con pruebas funcionales manuales y automatizadas). Duplicacion: 0.0%.</w:t>
-      </w:r>
-    </w:p>
+    <w:tbl>
+      <w:tblPr>
+        <w:tblStyle w:val="TableGrid"/>
+        <w:tblW w:type="auto" w:w="0"/>
+        <w:tblLayout w:type="autofit"/>
+        <w:tblLook w:firstColumn="1" w:firstRow="1" w:lastColumn="0" w:lastRow="0" w:noHBand="0" w:noVBand="1" w:val="04A0"/>
+      </w:tblPr>
+      <w:tblGrid>
+        <w:gridCol w:w="1440"/>
+        <w:gridCol w:w="1440"/>
+        <w:gridCol w:w="1440"/>
+        <w:gridCol w:w="1440"/>
+        <w:gridCol w:w="1440"/>
+        <w:gridCol w:w="1440"/>
+      </w:tblGrid>
+      <w:tr>
+        <w:tc>
+          <w:tcPr>
+            <w:tcW w:type="dxa" w:w="1440"/>
+          </w:tcPr>
+          <w:p>
+            <w:r/>
+            <w:r>
+              <w:rPr>
+                <w:b/>
+                <w:sz w:val="16"/>
+              </w:rPr>
+              <w:t>#</w:t>
+            </w:r>
+          </w:p>
+        </w:tc>
+        <w:tc>
+          <w:tcPr>
+            <w:tcW w:type="dxa" w:w="1440"/>
+          </w:tcPr>
+          <w:p>
+            <w:r/>
+            <w:r>
+              <w:rPr>
+                <w:b/>
+                <w:sz w:val="16"/>
+              </w:rPr>
+              <w:t>Test</w:t>
+            </w:r>
+          </w:p>
+        </w:tc>
+        <w:tc>
+          <w:tcPr>
+            <w:tcW w:type="dxa" w:w="1440"/>
+          </w:tcPr>
+          <w:p>
+            <w:r/>
+            <w:r>
+              <w:rPr>
+                <w:b/>
+                <w:sz w:val="16"/>
+              </w:rPr>
+              <w:t>Severidad</w:t>
+            </w:r>
+          </w:p>
+        </w:tc>
+        <w:tc>
+          <w:tcPr>
+            <w:tcW w:type="dxa" w:w="1440"/>
+          </w:tcPr>
+          <w:p>
+            <w:r/>
+            <w:r>
+              <w:rPr>
+                <w:b/>
+                <w:sz w:val="16"/>
+              </w:rPr>
+              <w:t>CWE</w:t>
+            </w:r>
+          </w:p>
+        </w:tc>
+        <w:tc>
+          <w:tcPr>
+            <w:tcW w:type="dxa" w:w="1440"/>
+          </w:tcPr>
+          <w:p>
+            <w:r/>
+            <w:r>
+              <w:rPr>
+                <w:b/>
+                <w:sz w:val="16"/>
+              </w:rPr>
+              <w:t>Ubicacion</w:t>
+            </w:r>
+          </w:p>
+        </w:tc>
+        <w:tc>
+          <w:tcPr>
+            <w:tcW w:type="dxa" w:w="1440"/>
+          </w:tcPr>
+          <w:p>
+            <w:r/>
+            <w:r>
+              <w:rPr>
+                <w:b/>
+                <w:sz w:val="16"/>
+              </w:rPr>
+              <w:t>Problema detectado</w:t>
+            </w:r>
+          </w:p>
+        </w:tc>
+      </w:tr>
+      <w:tr>
+        <w:tc>
+          <w:tcPr>
+            <w:tcW w:type="dxa" w:w="1440"/>
+          </w:tcPr>
+          <w:p>
+            <w:r/>
+            <w:r>
+              <w:rPr>
+                <w:sz w:val="16"/>
+              </w:rPr>
+              <w:t>B1</w:t>
+            </w:r>
+          </w:p>
+        </w:tc>
+        <w:tc>
+          <w:tcPr>
+            <w:tcW w:type="dxa" w:w="1440"/>
+          </w:tcPr>
+          <w:p>
+            <w:r/>
+            <w:r>
+              <w:rPr>
+                <w:sz w:val="16"/>
+              </w:rPr>
+              <w:t>B201 flask_debug_true</w:t>
+            </w:r>
+          </w:p>
+        </w:tc>
+        <w:tc>
+          <w:tcPr>
+            <w:tcW w:type="dxa" w:w="1440"/>
+          </w:tcPr>
+          <w:p>
+            <w:r/>
+            <w:r>
+              <w:rPr>
+                <w:sz w:val="16"/>
+              </w:rPr>
+              <w:t>High</w:t>
+            </w:r>
+          </w:p>
+        </w:tc>
+        <w:tc>
+          <w:tcPr>
+            <w:tcW w:type="dxa" w:w="1440"/>
+          </w:tcPr>
+          <w:p>
+            <w:r/>
+            <w:r>
+              <w:rPr>
+                <w:sz w:val="16"/>
+              </w:rPr>
+              <w:t>CWE-94</w:t>
+            </w:r>
+          </w:p>
+        </w:tc>
+        <w:tc>
+          <w:tcPr>
+            <w:tcW w:type="dxa" w:w="1440"/>
+          </w:tcPr>
+          <w:p>
+            <w:r/>
+            <w:r>
+              <w:rPr>
+                <w:sz w:val="16"/>
+              </w:rPr>
+              <w:t>app.py:44</w:t>
+            </w:r>
+          </w:p>
+        </w:tc>
+        <w:tc>
+          <w:tcPr>
+            <w:tcW w:type="dxa" w:w="1440"/>
+          </w:tcPr>
+          <w:p>
+            <w:r/>
+            <w:r>
+              <w:rPr>
+                <w:sz w:val="16"/>
+              </w:rPr>
+              <w:t>debug=True expone el depurador Werkzeug (RCE)</w:t>
+            </w:r>
+          </w:p>
+        </w:tc>
+      </w:tr>
+      <w:tr>
+        <w:tc>
+          <w:tcPr>
+            <w:tcW w:type="dxa" w:w="1440"/>
+          </w:tcPr>
+          <w:p>
+            <w:r/>
+            <w:r>
+              <w:rPr>
+                <w:sz w:val="16"/>
+              </w:rPr>
+              <w:t>B2</w:t>
+            </w:r>
+          </w:p>
+        </w:tc>
+        <w:tc>
+          <w:tcPr>
+            <w:tcW w:type="dxa" w:w="1440"/>
+          </w:tcPr>
+          <w:p>
+            <w:r/>
+            <w:r>
+              <w:rPr>
+                <w:sz w:val="16"/>
+              </w:rPr>
+              <w:t>B104 hardcoded_bind_all_interfaces</w:t>
+            </w:r>
+          </w:p>
+        </w:tc>
+        <w:tc>
+          <w:tcPr>
+            <w:tcW w:type="dxa" w:w="1440"/>
+          </w:tcPr>
+          <w:p>
+            <w:r/>
+            <w:r>
+              <w:rPr>
+                <w:sz w:val="16"/>
+              </w:rPr>
+              <w:t>Medium</w:t>
+            </w:r>
+          </w:p>
+        </w:tc>
+        <w:tc>
+          <w:tcPr>
+            <w:tcW w:type="dxa" w:w="1440"/>
+          </w:tcPr>
+          <w:p>
+            <w:r/>
+            <w:r>
+              <w:rPr>
+                <w:sz w:val="16"/>
+              </w:rPr>
+              <w:t>CWE-605</w:t>
+            </w:r>
+          </w:p>
+        </w:tc>
+        <w:tc>
+          <w:tcPr>
+            <w:tcW w:type="dxa" w:w="1440"/>
+          </w:tcPr>
+          <w:p>
+            <w:r/>
+            <w:r>
+              <w:rPr>
+                <w:sz w:val="16"/>
+              </w:rPr>
+              <w:t>app.py:44</w:t>
+            </w:r>
+          </w:p>
+        </w:tc>
+        <w:tc>
+          <w:tcPr>
+            <w:tcW w:type="dxa" w:w="1440"/>
+          </w:tcPr>
+          <w:p>
+            <w:r/>
+            <w:r>
+              <w:rPr>
+                <w:sz w:val="16"/>
+              </w:rPr>
+              <w:t>Host 0.0.0.0: accesible desde toda la red</w:t>
+            </w:r>
+          </w:p>
+        </w:tc>
+      </w:tr>
+      <w:tr>
+        <w:tc>
+          <w:tcPr>
+            <w:tcW w:type="dxa" w:w="1440"/>
+          </w:tcPr>
+          <w:p>
+            <w:r/>
+            <w:r>
+              <w:rPr>
+                <w:sz w:val="16"/>
+              </w:rPr>
+              <w:t>B3</w:t>
+            </w:r>
+          </w:p>
+        </w:tc>
+        <w:tc>
+          <w:tcPr>
+            <w:tcW w:type="dxa" w:w="1440"/>
+          </w:tcPr>
+          <w:p>
+            <w:r/>
+            <w:r>
+              <w:rPr>
+                <w:sz w:val="16"/>
+              </w:rPr>
+              <w:t>B324 hashlib</w:t>
+            </w:r>
+          </w:p>
+        </w:tc>
+        <w:tc>
+          <w:tcPr>
+            <w:tcW w:type="dxa" w:w="1440"/>
+          </w:tcPr>
+          <w:p>
+            <w:r/>
+            <w:r>
+              <w:rPr>
+                <w:sz w:val="16"/>
+              </w:rPr>
+              <w:t>High</w:t>
+            </w:r>
+          </w:p>
+        </w:tc>
+        <w:tc>
+          <w:tcPr>
+            <w:tcW w:type="dxa" w:w="1440"/>
+          </w:tcPr>
+          <w:p>
+            <w:r/>
+            <w:r>
+              <w:rPr>
+                <w:sz w:val="16"/>
+              </w:rPr>
+              <w:t>CWE-327</w:t>
+            </w:r>
+          </w:p>
+        </w:tc>
+        <w:tc>
+          <w:tcPr>
+            <w:tcW w:type="dxa" w:w="1440"/>
+          </w:tcPr>
+          <w:p>
+            <w:r/>
+            <w:r>
+              <w:rPr>
+                <w:sz w:val="16"/>
+              </w:rPr>
+              <w:t>auth.py:30</w:t>
+            </w:r>
+          </w:p>
+        </w:tc>
+        <w:tc>
+          <w:tcPr>
+            <w:tcW w:type="dxa" w:w="1440"/>
+          </w:tcPr>
+          <w:p>
+            <w:r/>
+            <w:r>
+              <w:rPr>
+                <w:sz w:val="16"/>
+              </w:rPr>
+              <w:t>Hash MD5 para contrasenas (criptografia rota)</w:t>
+            </w:r>
+          </w:p>
+        </w:tc>
+      </w:tr>
+      <w:tr>
+        <w:tc>
+          <w:tcPr>
+            <w:tcW w:type="dxa" w:w="1440"/>
+          </w:tcPr>
+          <w:p>
+            <w:r/>
+            <w:r>
+              <w:rPr>
+                <w:sz w:val="16"/>
+              </w:rPr>
+              <w:t>B4</w:t>
+            </w:r>
+          </w:p>
+        </w:tc>
+        <w:tc>
+          <w:tcPr>
+            <w:tcW w:type="dxa" w:w="1440"/>
+          </w:tcPr>
+          <w:p>
+            <w:r/>
+            <w:r>
+              <w:rPr>
+                <w:sz w:val="16"/>
+              </w:rPr>
+              <w:t>B608 hardcoded_sql_expressions</w:t>
+            </w:r>
+          </w:p>
+        </w:tc>
+        <w:tc>
+          <w:tcPr>
+            <w:tcW w:type="dxa" w:w="1440"/>
+          </w:tcPr>
+          <w:p>
+            <w:r/>
+            <w:r>
+              <w:rPr>
+                <w:sz w:val="16"/>
+              </w:rPr>
+              <w:t>Medium</w:t>
+            </w:r>
+          </w:p>
+        </w:tc>
+        <w:tc>
+          <w:tcPr>
+            <w:tcW w:type="dxa" w:w="1440"/>
+          </w:tcPr>
+          <w:p>
+            <w:r/>
+            <w:r>
+              <w:rPr>
+                <w:sz w:val="16"/>
+              </w:rPr>
+              <w:t>CWE-89</w:t>
+            </w:r>
+          </w:p>
+        </w:tc>
+        <w:tc>
+          <w:tcPr>
+            <w:tcW w:type="dxa" w:w="1440"/>
+          </w:tcPr>
+          <w:p>
+            <w:r/>
+            <w:r>
+              <w:rPr>
+                <w:sz w:val="16"/>
+              </w:rPr>
+              <w:t>auth.py:43</w:t>
+            </w:r>
+          </w:p>
+        </w:tc>
+        <w:tc>
+          <w:tcPr>
+            <w:tcW w:type="dxa" w:w="1440"/>
+          </w:tcPr>
+          <w:p>
+            <w:r/>
+            <w:r>
+              <w:rPr>
+                <w:sz w:val="16"/>
+              </w:rPr>
+              <w:t>Consulta SQL por concatenacion (login)</w:t>
+            </w:r>
+          </w:p>
+        </w:tc>
+      </w:tr>
+      <w:tr>
+        <w:tc>
+          <w:tcPr>
+            <w:tcW w:type="dxa" w:w="1440"/>
+          </w:tcPr>
+          <w:p>
+            <w:r/>
+            <w:r>
+              <w:rPr>
+                <w:sz w:val="16"/>
+              </w:rPr>
+              <w:t>B5</w:t>
+            </w:r>
+          </w:p>
+        </w:tc>
+        <w:tc>
+          <w:tcPr>
+            <w:tcW w:type="dxa" w:w="1440"/>
+          </w:tcPr>
+          <w:p>
+            <w:r/>
+            <w:r>
+              <w:rPr>
+                <w:sz w:val="16"/>
+              </w:rPr>
+              <w:t>B105 hardcoded_password_string</w:t>
+            </w:r>
+          </w:p>
+        </w:tc>
+        <w:tc>
+          <w:tcPr>
+            <w:tcW w:type="dxa" w:w="1440"/>
+          </w:tcPr>
+          <w:p>
+            <w:r/>
+            <w:r>
+              <w:rPr>
+                <w:sz w:val="16"/>
+              </w:rPr>
+              <w:t>Low</w:t>
+            </w:r>
+          </w:p>
+        </w:tc>
+        <w:tc>
+          <w:tcPr>
+            <w:tcW w:type="dxa" w:w="1440"/>
+          </w:tcPr>
+          <w:p>
+            <w:r/>
+            <w:r>
+              <w:rPr>
+                <w:sz w:val="16"/>
+              </w:rPr>
+              <w:t>CWE-259</w:t>
+            </w:r>
+          </w:p>
+        </w:tc>
+        <w:tc>
+          <w:tcPr>
+            <w:tcW w:type="dxa" w:w="1440"/>
+          </w:tcPr>
+          <w:p>
+            <w:r/>
+            <w:r>
+              <w:rPr>
+                <w:sz w:val="16"/>
+              </w:rPr>
+              <w:t>config.py:11</w:t>
+            </w:r>
+          </w:p>
+        </w:tc>
+        <w:tc>
+          <w:tcPr>
+            <w:tcW w:type="dxa" w:w="1440"/>
+          </w:tcPr>
+          <w:p>
+            <w:r/>
+            <w:r>
+              <w:rPr>
+                <w:sz w:val="16"/>
+              </w:rPr>
+              <w:t>Secreto embebido en el codigo fuente</w:t>
+            </w:r>
+          </w:p>
+        </w:tc>
+      </w:tr>
+      <w:tr>
+        <w:tc>
+          <w:tcPr>
+            <w:tcW w:type="dxa" w:w="1440"/>
+          </w:tcPr>
+          <w:p>
+            <w:r/>
+            <w:r>
+              <w:rPr>
+                <w:sz w:val="16"/>
+              </w:rPr>
+              <w:t>B6</w:t>
+            </w:r>
+          </w:p>
+        </w:tc>
+        <w:tc>
+          <w:tcPr>
+            <w:tcW w:type="dxa" w:w="1440"/>
+          </w:tcPr>
+          <w:p>
+            <w:r/>
+            <w:r>
+              <w:rPr>
+                <w:sz w:val="16"/>
+              </w:rPr>
+              <w:t>B324 hashlib</w:t>
+            </w:r>
+          </w:p>
+        </w:tc>
+        <w:tc>
+          <w:tcPr>
+            <w:tcW w:type="dxa" w:w="1440"/>
+          </w:tcPr>
+          <w:p>
+            <w:r/>
+            <w:r>
+              <w:rPr>
+                <w:sz w:val="16"/>
+              </w:rPr>
+              <w:t>High</w:t>
+            </w:r>
+          </w:p>
+        </w:tc>
+        <w:tc>
+          <w:tcPr>
+            <w:tcW w:type="dxa" w:w="1440"/>
+          </w:tcPr>
+          <w:p>
+            <w:r/>
+            <w:r>
+              <w:rPr>
+                <w:sz w:val="16"/>
+              </w:rPr>
+              <w:t>CWE-327</w:t>
+            </w:r>
+          </w:p>
+        </w:tc>
+        <w:tc>
+          <w:tcPr>
+            <w:tcW w:type="dxa" w:w="1440"/>
+          </w:tcPr>
+          <w:p>
+            <w:r/>
+            <w:r>
+              <w:rPr>
+                <w:sz w:val="16"/>
+              </w:rPr>
+              <w:t>database.py:61</w:t>
+            </w:r>
+          </w:p>
+        </w:tc>
+        <w:tc>
+          <w:tcPr>
+            <w:tcW w:type="dxa" w:w="1440"/>
+          </w:tcPr>
+          <w:p>
+            <w:r/>
+            <w:r>
+              <w:rPr>
+                <w:sz w:val="16"/>
+              </w:rPr>
+              <w:t>Seed del admin con MD5</w:t>
+            </w:r>
+          </w:p>
+        </w:tc>
+      </w:tr>
+      <w:tr>
+        <w:tc>
+          <w:tcPr>
+            <w:tcW w:type="dxa" w:w="1440"/>
+          </w:tcPr>
+          <w:p>
+            <w:r/>
+            <w:r>
+              <w:rPr>
+                <w:sz w:val="16"/>
+              </w:rPr>
+              <w:t>B7</w:t>
+            </w:r>
+          </w:p>
+        </w:tc>
+        <w:tc>
+          <w:tcPr>
+            <w:tcW w:type="dxa" w:w="1440"/>
+          </w:tcPr>
+          <w:p>
+            <w:r/>
+            <w:r>
+              <w:rPr>
+                <w:sz w:val="16"/>
+              </w:rPr>
+              <w:t>B608 hardcoded_sql_expressions</w:t>
+            </w:r>
+          </w:p>
+        </w:tc>
+        <w:tc>
+          <w:tcPr>
+            <w:tcW w:type="dxa" w:w="1440"/>
+          </w:tcPr>
+          <w:p>
+            <w:r/>
+            <w:r>
+              <w:rPr>
+                <w:sz w:val="16"/>
+              </w:rPr>
+              <w:t>Medium</w:t>
+            </w:r>
+          </w:p>
+        </w:tc>
+        <w:tc>
+          <w:tcPr>
+            <w:tcW w:type="dxa" w:w="1440"/>
+          </w:tcPr>
+          <w:p>
+            <w:r/>
+            <w:r>
+              <w:rPr>
+                <w:sz w:val="16"/>
+              </w:rPr>
+              <w:t>CWE-89</w:t>
+            </w:r>
+          </w:p>
+        </w:tc>
+        <w:tc>
+          <w:tcPr>
+            <w:tcW w:type="dxa" w:w="1440"/>
+          </w:tcPr>
+          <w:p>
+            <w:r/>
+            <w:r>
+              <w:rPr>
+                <w:sz w:val="16"/>
+              </w:rPr>
+              <w:t>productos.py:51</w:t>
+            </w:r>
+          </w:p>
+        </w:tc>
+        <w:tc>
+          <w:tcPr>
+            <w:tcW w:type="dxa" w:w="1440"/>
+          </w:tcPr>
+          <w:p>
+            <w:r/>
+            <w:r>
+              <w:rPr>
+                <w:sz w:val="16"/>
+              </w:rPr>
+              <w:t>Consulta SQL por concatenacion (busqueda LIKE)</w:t>
+            </w:r>
+          </w:p>
+        </w:tc>
+      </w:tr>
+    </w:tbl>
+    <w:p/>
     <w:p>
       <w:pPr>
         <w:pStyle w:val="Heading2"/>
       </w:pPr>
       <w:r>
-        <w:t>5.3 Hallazgos de SonarCloud (9 issues, todas cerradas)</w:t>
+        <w:t>5.3 Semgrep - 16 hallazgos</w:t>
       </w:r>
     </w:p>
     <w:tbl>
@@ -1520,7 +2179,37 @@
             <w:r>
               <w:rPr>
                 <w:b/>
-                <w:sz w:val="18"/>
+                <w:sz w:val="16"/>
+              </w:rPr>
+              <w:t>#</w:t>
+            </w:r>
+          </w:p>
+        </w:tc>
+        <w:tc>
+          <w:tcPr>
+            <w:tcW w:type="dxa" w:w="1728"/>
+          </w:tcPr>
+          <w:p>
+            <w:r/>
+            <w:r>
+              <w:rPr>
+                <w:b/>
+                <w:sz w:val="16"/>
+              </w:rPr>
+              <w:t>Severidad</w:t>
+            </w:r>
+          </w:p>
+        </w:tc>
+        <w:tc>
+          <w:tcPr>
+            <w:tcW w:type="dxa" w:w="1728"/>
+          </w:tcPr>
+          <w:p>
+            <w:r/>
+            <w:r>
+              <w:rPr>
+                <w:b/>
+                <w:sz w:val="16"/>
               </w:rPr>
               <w:t>Regla</w:t>
             </w:r>
@@ -1535,9 +2224,9 @@
             <w:r>
               <w:rPr>
                 <w:b/>
-                <w:sz w:val="18"/>
-              </w:rPr>
-              <w:t>Severidad</w:t>
+                <w:sz w:val="16"/>
+              </w:rPr>
+              <w:t>Ubicacion</w:t>
             </w:r>
           </w:p>
         </w:tc>
@@ -1550,39 +2239,9 @@
             <w:r>
               <w:rPr>
                 <w:b/>
-                <w:sz w:val="18"/>
-              </w:rPr>
-              <w:t>Tipo</w:t>
-            </w:r>
-          </w:p>
-        </w:tc>
-        <w:tc>
-          <w:tcPr>
-            <w:tcW w:type="dxa" w:w="1728"/>
-          </w:tcPr>
-          <w:p>
-            <w:r/>
-            <w:r>
-              <w:rPr>
-                <w:b/>
-                <w:sz w:val="18"/>
-              </w:rPr>
-              <w:t>Ubicacion</w:t>
-            </w:r>
-          </w:p>
-        </w:tc>
-        <w:tc>
-          <w:tcPr>
-            <w:tcW w:type="dxa" w:w="1728"/>
-          </w:tcPr>
-          <w:p>
-            <w:r/>
-            <w:r>
-              <w:rPr>
-                <w:b/>
-                <w:sz w:val="18"/>
-              </w:rPr>
-              <w:t>Mensaje / correccion</w:t>
+                <w:sz w:val="16"/>
+              </w:rPr>
+              <w:t>Problema</w:t>
             </w:r>
           </w:p>
         </w:tc>
@@ -1596,9 +2255,9 @@
             <w:r/>
             <w:r>
               <w:rPr>
-                <w:sz w:val="18"/>
-              </w:rPr>
-              <w:t>python:S4502</w:t>
+                <w:sz w:val="16"/>
+              </w:rPr>
+              <w:t>S1</w:t>
             </w:r>
           </w:p>
         </w:tc>
@@ -1610,9 +2269,9 @@
             <w:r/>
             <w:r>
               <w:rPr>
-                <w:sz w:val="18"/>
-              </w:rPr>
-              <w:t>CRITICAL</w:t>
+                <w:sz w:val="16"/>
+              </w:rPr>
+              <w:t>warning</w:t>
             </w:r>
           </w:p>
         </w:tc>
@@ -1624,9 +2283,9 @@
             <w:r/>
             <w:r>
               <w:rPr>
-                <w:sz w:val="18"/>
-              </w:rPr>
-              <w:t>Vulnerabilidad</w:t>
+                <w:sz w:val="16"/>
+              </w:rPr>
+              <w:t>app-run-param-conf</w:t>
             </w:r>
           </w:p>
         </w:tc>
@@ -1638,9 +2297,9 @@
             <w:r/>
             <w:r>
               <w:rPr>
-                <w:sz w:val="18"/>
-              </w:rPr>
-              <w:t>app.py:17</w:t>
+                <w:sz w:val="16"/>
+              </w:rPr>
+              <w:t>app.py:44</w:t>
             </w:r>
           </w:p>
         </w:tc>
@@ -1652,9 +2311,9 @@
             <w:r/>
             <w:r>
               <w:rPr>
-                <w:sz w:val="18"/>
-              </w:rPr>
-              <w:t>CSRF desactivado -&gt; CSRFProtect activado con Flask-WTF</w:t>
+                <w:sz w:val="16"/>
+              </w:rPr>
+              <w:t>Servidor expuesto (host=0.0.0.0)</w:t>
             </w:r>
           </w:p>
         </w:tc>
@@ -1668,9 +2327,9 @@
             <w:r/>
             <w:r>
               <w:rPr>
-                <w:sz w:val="18"/>
-              </w:rPr>
-              <w:t>python:S8392</w:t>
+                <w:sz w:val="16"/>
+              </w:rPr>
+              <w:t>S2</w:t>
             </w:r>
           </w:p>
         </w:tc>
@@ -1682,9 +2341,9 @@
             <w:r/>
             <w:r>
               <w:rPr>
-                <w:sz w:val="18"/>
-              </w:rPr>
-              <w:t>BLOCKER</w:t>
+                <w:sz w:val="16"/>
+              </w:rPr>
+              <w:t>warning</w:t>
             </w:r>
           </w:p>
         </w:tc>
@@ -1696,9 +2355,9 @@
             <w:r/>
             <w:r>
               <w:rPr>
-                <w:sz w:val="18"/>
-              </w:rPr>
-              <w:t>Vulnerabilidad</w:t>
+                <w:sz w:val="16"/>
+              </w:rPr>
+              <w:t>debug-enabled</w:t>
             </w:r>
           </w:p>
         </w:tc>
@@ -1710,7 +2369,7 @@
             <w:r/>
             <w:r>
               <w:rPr>
-                <w:sz w:val="18"/>
+                <w:sz w:val="16"/>
               </w:rPr>
               <w:t>app.py:44</w:t>
             </w:r>
@@ -1724,9 +2383,9 @@
             <w:r/>
             <w:r>
               <w:rPr>
-                <w:sz w:val="18"/>
-              </w:rPr>
-              <w:t>Servidor en todas las interfaces -&gt; host 127.0.0.1</w:t>
+                <w:sz w:val="16"/>
+              </w:rPr>
+              <w:t>debug=True en produccion</w:t>
             </w:r>
           </w:p>
         </w:tc>
@@ -1740,9 +2399,9 @@
             <w:r/>
             <w:r>
               <w:rPr>
-                <w:sz w:val="18"/>
-              </w:rPr>
-              <w:t>python:S4507</w:t>
+                <w:sz w:val="16"/>
+              </w:rPr>
+              <w:t>S3</w:t>
             </w:r>
           </w:p>
         </w:tc>
@@ -1754,9 +2413,9 @@
             <w:r/>
             <w:r>
               <w:rPr>
-                <w:sz w:val="18"/>
-              </w:rPr>
-              <w:t>MINOR</w:t>
+                <w:sz w:val="16"/>
+              </w:rPr>
+              <w:t>warning</w:t>
             </w:r>
           </w:p>
         </w:tc>
@@ -1768,9 +2427,9 @@
             <w:r/>
             <w:r>
               <w:rPr>
-                <w:sz w:val="18"/>
-              </w:rPr>
-              <w:t>Vulnerabilidad</w:t>
+                <w:sz w:val="16"/>
+              </w:rPr>
+              <w:t>sql-injection (django)</w:t>
             </w:r>
           </w:p>
         </w:tc>
@@ -1782,9 +2441,9 @@
             <w:r/>
             <w:r>
               <w:rPr>
-                <w:sz w:val="18"/>
-              </w:rPr>
-              <w:t>app.py:44</w:t>
+                <w:sz w:val="16"/>
+              </w:rPr>
+              <w:t>auth.py:37</w:t>
             </w:r>
           </w:p>
         </w:tc>
@@ -1796,9 +2455,9 @@
             <w:r/>
             <w:r>
               <w:rPr>
-                <w:sz w:val="18"/>
-              </w:rPr>
-              <w:t>Modo debug -&gt; FLASK_DEBUG (apagado por defecto)</w:t>
+                <w:sz w:val="16"/>
+              </w:rPr>
+              <w:t>Dato del request llega a execute()</w:t>
             </w:r>
           </w:p>
         </w:tc>
@@ -1812,9 +2471,9 @@
             <w:r/>
             <w:r>
               <w:rPr>
-                <w:sz w:val="18"/>
-              </w:rPr>
-              <w:t>python:S4790</w:t>
+                <w:sz w:val="16"/>
+              </w:rPr>
+              <w:t>S4</w:t>
             </w:r>
           </w:p>
         </w:tc>
@@ -1826,9 +2485,9 @@
             <w:r/>
             <w:r>
               <w:rPr>
-                <w:sz w:val="18"/>
-              </w:rPr>
-              <w:t>CRITICAL</w:t>
+                <w:sz w:val="16"/>
+              </w:rPr>
+              <w:t>error</w:t>
             </w:r>
           </w:p>
         </w:tc>
@@ -1840,9 +2499,9 @@
             <w:r/>
             <w:r>
               <w:rPr>
-                <w:sz w:val="18"/>
-              </w:rPr>
-              <w:t>Vulnerabilidad</w:t>
+                <w:sz w:val="16"/>
+              </w:rPr>
+              <w:t>tainted-sql-string (django)</w:t>
             </w:r>
           </w:p>
         </w:tc>
@@ -1854,9 +2513,9 @@
             <w:r/>
             <w:r>
               <w:rPr>
-                <w:sz w:val="18"/>
-              </w:rPr>
-              <w:t>auth.py:30</w:t>
+                <w:sz w:val="16"/>
+              </w:rPr>
+              <w:t>auth.py:42</w:t>
             </w:r>
           </w:p>
         </w:tc>
@@ -1868,9 +2527,9 @@
             <w:r/>
             <w:r>
               <w:rPr>
-                <w:sz w:val="18"/>
-              </w:rPr>
-              <w:t>Hash inseguro MD5 -&gt; PBKDF2 (generate_password_hash)</w:t>
+                <w:sz w:val="16"/>
+              </w:rPr>
+              <w:t>SQL con datos del usuario</w:t>
             </w:r>
           </w:p>
         </w:tc>
@@ -1884,9 +2543,9 @@
             <w:r/>
             <w:r>
               <w:rPr>
-                <w:sz w:val="18"/>
-              </w:rPr>
-              <w:t>python:S4790</w:t>
+                <w:sz w:val="16"/>
+              </w:rPr>
+              <w:t>S5</w:t>
             </w:r>
           </w:p>
         </w:tc>
@@ -1898,9 +2557,9 @@
             <w:r/>
             <w:r>
               <w:rPr>
-                <w:sz w:val="18"/>
-              </w:rPr>
-              <w:t>CRITICAL</w:t>
+                <w:sz w:val="16"/>
+              </w:rPr>
+              <w:t>error</w:t>
             </w:r>
           </w:p>
         </w:tc>
@@ -1912,9 +2571,9 @@
             <w:r/>
             <w:r>
               <w:rPr>
-                <w:sz w:val="18"/>
-              </w:rPr>
-              <w:t>Vulnerabilidad</w:t>
+                <w:sz w:val="16"/>
+              </w:rPr>
+              <w:t>tainted-sql-string (flask)</w:t>
             </w:r>
           </w:p>
         </w:tc>
@@ -1926,9 +2585,9 @@
             <w:r/>
             <w:r>
               <w:rPr>
-                <w:sz w:val="18"/>
-              </w:rPr>
-              <w:t>database.py:61</w:t>
+                <w:sz w:val="16"/>
+              </w:rPr>
+              <w:t>auth.py:42</w:t>
             </w:r>
           </w:p>
         </w:tc>
@@ -1940,9 +2599,9 @@
             <w:r/>
             <w:r>
               <w:rPr>
-                <w:sz w:val="18"/>
-              </w:rPr>
-              <w:t>Hash inseguro MD5 -&gt; PBKDF2 (check_password_hash)</w:t>
+                <w:sz w:val="16"/>
+              </w:rPr>
+              <w:t>Idem (regla Flask)</w:t>
             </w:r>
           </w:p>
         </w:tc>
@@ -1956,9 +2615,9 @@
             <w:r/>
             <w:r>
               <w:rPr>
-                <w:sz w:val="18"/>
-              </w:rPr>
-              <w:t>Web:InputWithoutLabel</w:t>
+                <w:sz w:val="16"/>
+              </w:rPr>
+              <w:t>S6</w:t>
             </w:r>
           </w:p>
         </w:tc>
@@ -1970,9 +2629,9 @@
             <w:r/>
             <w:r>
               <w:rPr>
-                <w:sz w:val="18"/>
-              </w:rPr>
-              <w:t>MAJOR</w:t>
+                <w:sz w:val="16"/>
+              </w:rPr>
+              <w:t>warning</w:t>
             </w:r>
           </w:p>
         </w:tc>
@@ -1984,9 +2643,9 @@
             <w:r/>
             <w:r>
               <w:rPr>
-                <w:sz w:val="18"/>
-              </w:rPr>
-              <w:t>Bug (accesibilidad)</w:t>
+                <w:sz w:val="16"/>
+              </w:rPr>
+              <w:t>formatted-sql-query</w:t>
             </w:r>
           </w:p>
         </w:tc>
@@ -1998,9 +2657,9 @@
             <w:r/>
             <w:r>
               <w:rPr>
-                <w:sz w:val="18"/>
-              </w:rPr>
-              <w:t>listar.html:6</w:t>
+                <w:sz w:val="16"/>
+              </w:rPr>
+              <w:t>auth.py:46</w:t>
             </w:r>
           </w:p>
         </w:tc>
@@ -2012,9 +2671,9 @@
             <w:r/>
             <w:r>
               <w:rPr>
-                <w:sz w:val="18"/>
-              </w:rPr>
-              <w:t>Campo sin label -&gt; etiqueta vinculada con id</w:t>
+                <w:sz w:val="16"/>
+              </w:rPr>
+              <w:t>Posible SQL formateado</w:t>
             </w:r>
           </w:p>
         </w:tc>
@@ -2028,9 +2687,9 @@
             <w:r/>
             <w:r>
               <w:rPr>
-                <w:sz w:val="18"/>
-              </w:rPr>
-              <w:t>githubactions:S8541</w:t>
+                <w:sz w:val="16"/>
+              </w:rPr>
+              <w:t>S7</w:t>
             </w:r>
           </w:p>
         </w:tc>
@@ -2042,9 +2701,9 @@
             <w:r/>
             <w:r>
               <w:rPr>
-                <w:sz w:val="18"/>
-              </w:rPr>
-              <w:t>MAJOR</w:t>
+                <w:sz w:val="16"/>
+              </w:rPr>
+              <w:t>error</w:t>
             </w:r>
           </w:p>
         </w:tc>
@@ -2056,9 +2715,9 @@
             <w:r/>
             <w:r>
               <w:rPr>
-                <w:sz w:val="18"/>
-              </w:rPr>
-              <w:t>Vulnerabilidad</w:t>
+                <w:sz w:val="16"/>
+              </w:rPr>
+              <w:t>sqlalchemy-execute-raw</w:t>
             </w:r>
           </w:p>
         </w:tc>
@@ -2070,9 +2729,9 @@
             <w:r/>
             <w:r>
               <w:rPr>
-                <w:sz w:val="18"/>
-              </w:rPr>
-              <w:t>.github/workflows/sonarcloud.yml</w:t>
+                <w:sz w:val="16"/>
+              </w:rPr>
+              <w:t>auth.py:46</w:t>
             </w:r>
           </w:p>
         </w:tc>
@@ -2084,9 +2743,9 @@
             <w:r/>
             <w:r>
               <w:rPr>
-                <w:sz w:val="18"/>
-              </w:rPr>
-              <w:t>Instalar sin --only-binary (workflow eliminado)</w:t>
+                <w:sz w:val="16"/>
+              </w:rPr>
+              <w:t>Concatenacion con entrada no confiable</w:t>
             </w:r>
           </w:p>
         </w:tc>
@@ -2100,9 +2759,9 @@
             <w:r/>
             <w:r>
               <w:rPr>
-                <w:sz w:val="18"/>
-              </w:rPr>
-              <w:t>githubactions:S8544</w:t>
+                <w:sz w:val="16"/>
+              </w:rPr>
+              <w:t>S8</w:t>
             </w:r>
           </w:p>
         </w:tc>
@@ -2114,9 +2773,9 @@
             <w:r/>
             <w:r>
               <w:rPr>
-                <w:sz w:val="18"/>
-              </w:rPr>
-              <w:t>MAJOR</w:t>
+                <w:sz w:val="16"/>
+              </w:rPr>
+              <w:t>error</w:t>
             </w:r>
           </w:p>
         </w:tc>
@@ -2128,9 +2787,9 @@
             <w:r/>
             <w:r>
               <w:rPr>
-                <w:sz w:val="18"/>
-              </w:rPr>
-              <w:t>Vulnerabilidad</w:t>
+                <w:sz w:val="16"/>
+              </w:rPr>
+              <w:t>tainted-sql-string (django)</w:t>
             </w:r>
           </w:p>
         </w:tc>
@@ -2142,9 +2801,9 @@
             <w:r/>
             <w:r>
               <w:rPr>
-                <w:sz w:val="18"/>
-              </w:rPr>
-              <w:t>.github/workflows/sonarcloud.yml</w:t>
+                <w:sz w:val="16"/>
+              </w:rPr>
+              <w:t>productos.py:51</w:t>
             </w:r>
           </w:p>
         </w:tc>
@@ -2156,9 +2815,9 @@
             <w:r/>
             <w:r>
               <w:rPr>
-                <w:sz w:val="18"/>
-              </w:rPr>
-              <w:t>Dependencias sin version fija (workflow eliminado)</w:t>
+                <w:sz w:val="16"/>
+              </w:rPr>
+              <w:t>SQL construido en busqueda</w:t>
             </w:r>
           </w:p>
         </w:tc>
@@ -2172,9 +2831,9 @@
             <w:r/>
             <w:r>
               <w:rPr>
-                <w:sz w:val="18"/>
-              </w:rPr>
-              <w:t>githubactions:S7637</w:t>
+                <w:sz w:val="16"/>
+              </w:rPr>
+              <w:t>S9</w:t>
             </w:r>
           </w:p>
         </w:tc>
@@ -2186,9 +2845,9 @@
             <w:r/>
             <w:r>
               <w:rPr>
-                <w:sz w:val="18"/>
-              </w:rPr>
-              <w:t>MAJOR</w:t>
+                <w:sz w:val="16"/>
+              </w:rPr>
+              <w:t>error</w:t>
             </w:r>
           </w:p>
         </w:tc>
@@ -2200,9 +2859,9 @@
             <w:r/>
             <w:r>
               <w:rPr>
-                <w:sz w:val="18"/>
-              </w:rPr>
-              <w:t>Vulnerabilidad</w:t>
+                <w:sz w:val="16"/>
+              </w:rPr>
+              <w:t>tainted-sql-string (flask)</w:t>
             </w:r>
           </w:p>
         </w:tc>
@@ -2214,9 +2873,9 @@
             <w:r/>
             <w:r>
               <w:rPr>
-                <w:sz w:val="18"/>
-              </w:rPr>
-              <w:t>.github/workflows/sonarcloud.yml</w:t>
+                <w:sz w:val="16"/>
+              </w:rPr>
+              <w:t>productos.py:51</w:t>
             </w:r>
           </w:p>
         </w:tc>
@@ -2228,9 +2887,513 @@
             <w:r/>
             <w:r>
               <w:rPr>
-                <w:sz w:val="18"/>
-              </w:rPr>
-              <w:t>Accion sin pin a SHA (workflow eliminado)</w:t>
+                <w:sz w:val="16"/>
+              </w:rPr>
+              <w:t>Idem (regla Flask)</w:t>
+            </w:r>
+          </w:p>
+        </w:tc>
+      </w:tr>
+      <w:tr>
+        <w:tc>
+          <w:tcPr>
+            <w:tcW w:type="dxa" w:w="1728"/>
+          </w:tcPr>
+          <w:p>
+            <w:r/>
+            <w:r>
+              <w:rPr>
+                <w:sz w:val="16"/>
+              </w:rPr>
+              <w:t>S10</w:t>
+            </w:r>
+          </w:p>
+        </w:tc>
+        <w:tc>
+          <w:tcPr>
+            <w:tcW w:type="dxa" w:w="1728"/>
+          </w:tcPr>
+          <w:p>
+            <w:r/>
+            <w:r>
+              <w:rPr>
+                <w:sz w:val="16"/>
+              </w:rPr>
+              <w:t>error</w:t>
+            </w:r>
+          </w:p>
+        </w:tc>
+        <w:tc>
+          <w:tcPr>
+            <w:tcW w:type="dxa" w:w="1728"/>
+          </w:tcPr>
+          <w:p>
+            <w:r/>
+            <w:r>
+              <w:rPr>
+                <w:sz w:val="16"/>
+              </w:rPr>
+              <w:t>sqlalchemy-execute-raw</w:t>
+            </w:r>
+          </w:p>
+        </w:tc>
+        <w:tc>
+          <w:tcPr>
+            <w:tcW w:type="dxa" w:w="1728"/>
+          </w:tcPr>
+          <w:p>
+            <w:r/>
+            <w:r>
+              <w:rPr>
+                <w:sz w:val="16"/>
+              </w:rPr>
+              <w:t>productos.py:52</w:t>
+            </w:r>
+          </w:p>
+        </w:tc>
+        <w:tc>
+          <w:tcPr>
+            <w:tcW w:type="dxa" w:w="1728"/>
+          </w:tcPr>
+          <w:p>
+            <w:r/>
+            <w:r>
+              <w:rPr>
+                <w:sz w:val="16"/>
+              </w:rPr>
+              <w:t>Concatenacion en execute()</w:t>
+            </w:r>
+          </w:p>
+        </w:tc>
+      </w:tr>
+      <w:tr>
+        <w:tc>
+          <w:tcPr>
+            <w:tcW w:type="dxa" w:w="1728"/>
+          </w:tcPr>
+          <w:p>
+            <w:r/>
+            <w:r>
+              <w:rPr>
+                <w:sz w:val="16"/>
+              </w:rPr>
+              <w:t>S11</w:t>
+            </w:r>
+          </w:p>
+        </w:tc>
+        <w:tc>
+          <w:tcPr>
+            <w:tcW w:type="dxa" w:w="1728"/>
+          </w:tcPr>
+          <w:p>
+            <w:r/>
+            <w:r>
+              <w:rPr>
+                <w:sz w:val="16"/>
+              </w:rPr>
+              <w:t>error</w:t>
+            </w:r>
+          </w:p>
+        </w:tc>
+        <w:tc>
+          <w:tcPr>
+            <w:tcW w:type="dxa" w:w="1728"/>
+          </w:tcPr>
+          <w:p>
+            <w:r/>
+            <w:r>
+              <w:rPr>
+                <w:sz w:val="16"/>
+              </w:rPr>
+              <w:t>nan-injection</w:t>
+            </w:r>
+          </w:p>
+        </w:tc>
+        <w:tc>
+          <w:tcPr>
+            <w:tcW w:type="dxa" w:w="1728"/>
+          </w:tcPr>
+          <w:p>
+            <w:r/>
+            <w:r>
+              <w:rPr>
+                <w:sz w:val="16"/>
+              </w:rPr>
+              <w:t>productos.py:64</w:t>
+            </w:r>
+          </w:p>
+        </w:tc>
+        <w:tc>
+          <w:tcPr>
+            <w:tcW w:type="dxa" w:w="1728"/>
+          </w:tcPr>
+          <w:p>
+            <w:r/>
+            <w:r>
+              <w:rPr>
+                <w:sz w:val="16"/>
+              </w:rPr>
+              <w:t>Entrada a float() (NaN injection)</w:t>
+            </w:r>
+          </w:p>
+        </w:tc>
+      </w:tr>
+      <w:tr>
+        <w:tc>
+          <w:tcPr>
+            <w:tcW w:type="dxa" w:w="1728"/>
+          </w:tcPr>
+          <w:p>
+            <w:r/>
+            <w:r>
+              <w:rPr>
+                <w:sz w:val="16"/>
+              </w:rPr>
+              <w:t>S12</w:t>
+            </w:r>
+          </w:p>
+        </w:tc>
+        <w:tc>
+          <w:tcPr>
+            <w:tcW w:type="dxa" w:w="1728"/>
+          </w:tcPr>
+          <w:p>
+            <w:r/>
+            <w:r>
+              <w:rPr>
+                <w:sz w:val="16"/>
+              </w:rPr>
+              <w:t>error</w:t>
+            </w:r>
+          </w:p>
+        </w:tc>
+        <w:tc>
+          <w:tcPr>
+            <w:tcW w:type="dxa" w:w="1728"/>
+          </w:tcPr>
+          <w:p>
+            <w:r/>
+            <w:r>
+              <w:rPr>
+                <w:sz w:val="16"/>
+              </w:rPr>
+              <w:t>nan-injection</w:t>
+            </w:r>
+          </w:p>
+        </w:tc>
+        <w:tc>
+          <w:tcPr>
+            <w:tcW w:type="dxa" w:w="1728"/>
+          </w:tcPr>
+          <w:p>
+            <w:r/>
+            <w:r>
+              <w:rPr>
+                <w:sz w:val="16"/>
+              </w:rPr>
+              <w:t>productos.py:89</w:t>
+            </w:r>
+          </w:p>
+        </w:tc>
+        <w:tc>
+          <w:tcPr>
+            <w:tcW w:type="dxa" w:w="1728"/>
+          </w:tcPr>
+          <w:p>
+            <w:r/>
+            <w:r>
+              <w:rPr>
+                <w:sz w:val="16"/>
+              </w:rPr>
+              <w:t>Entrada a float()/int()</w:t>
+            </w:r>
+          </w:p>
+        </w:tc>
+      </w:tr>
+      <w:tr>
+        <w:tc>
+          <w:tcPr>
+            <w:tcW w:type="dxa" w:w="1728"/>
+          </w:tcPr>
+          <w:p>
+            <w:r/>
+            <w:r>
+              <w:rPr>
+                <w:sz w:val="16"/>
+              </w:rPr>
+              <w:t>S13</w:t>
+            </w:r>
+          </w:p>
+        </w:tc>
+        <w:tc>
+          <w:tcPr>
+            <w:tcW w:type="dxa" w:w="1728"/>
+          </w:tcPr>
+          <w:p>
+            <w:r/>
+            <w:r>
+              <w:rPr>
+                <w:sz w:val="16"/>
+              </w:rPr>
+              <w:t>warning</w:t>
+            </w:r>
+          </w:p>
+        </w:tc>
+        <w:tc>
+          <w:tcPr>
+            <w:tcW w:type="dxa" w:w="1728"/>
+          </w:tcPr>
+          <w:p>
+            <w:r/>
+            <w:r>
+              <w:rPr>
+                <w:sz w:val="16"/>
+              </w:rPr>
+              <w:t>django-no-csrf-token</w:t>
+            </w:r>
+          </w:p>
+        </w:tc>
+        <w:tc>
+          <w:tcPr>
+            <w:tcW w:type="dxa" w:w="1728"/>
+          </w:tcPr>
+          <w:p>
+            <w:r/>
+            <w:r>
+              <w:rPr>
+                <w:sz w:val="16"/>
+              </w:rPr>
+              <w:t>formulario.html:4</w:t>
+            </w:r>
+          </w:p>
+        </w:tc>
+        <w:tc>
+          <w:tcPr>
+            <w:tcW w:type="dxa" w:w="1728"/>
+          </w:tcPr>
+          <w:p>
+            <w:r/>
+            <w:r>
+              <w:rPr>
+                <w:sz w:val="16"/>
+              </w:rPr>
+              <w:t>Formulario sin token CSRF</w:t>
+            </w:r>
+          </w:p>
+        </w:tc>
+      </w:tr>
+      <w:tr>
+        <w:tc>
+          <w:tcPr>
+            <w:tcW w:type="dxa" w:w="1728"/>
+          </w:tcPr>
+          <w:p>
+            <w:r/>
+            <w:r>
+              <w:rPr>
+                <w:sz w:val="16"/>
+              </w:rPr>
+              <w:t>S14</w:t>
+            </w:r>
+          </w:p>
+        </w:tc>
+        <w:tc>
+          <w:tcPr>
+            <w:tcW w:type="dxa" w:w="1728"/>
+          </w:tcPr>
+          <w:p>
+            <w:r/>
+            <w:r>
+              <w:rPr>
+                <w:sz w:val="16"/>
+              </w:rPr>
+              <w:t>warning</w:t>
+            </w:r>
+          </w:p>
+        </w:tc>
+        <w:tc>
+          <w:tcPr>
+            <w:tcW w:type="dxa" w:w="1728"/>
+          </w:tcPr>
+          <w:p>
+            <w:r/>
+            <w:r>
+              <w:rPr>
+                <w:sz w:val="16"/>
+              </w:rPr>
+              <w:t>django-no-csrf-token</w:t>
+            </w:r>
+          </w:p>
+        </w:tc>
+        <w:tc>
+          <w:tcPr>
+            <w:tcW w:type="dxa" w:w="1728"/>
+          </w:tcPr>
+          <w:p>
+            <w:r/>
+            <w:r>
+              <w:rPr>
+                <w:sz w:val="16"/>
+              </w:rPr>
+              <w:t>listar.html:22</w:t>
+            </w:r>
+          </w:p>
+        </w:tc>
+        <w:tc>
+          <w:tcPr>
+            <w:tcW w:type="dxa" w:w="1728"/>
+          </w:tcPr>
+          <w:p>
+            <w:r/>
+            <w:r>
+              <w:rPr>
+                <w:sz w:val="16"/>
+              </w:rPr>
+              <w:t>Formulario sin token CSRF</w:t>
+            </w:r>
+          </w:p>
+        </w:tc>
+      </w:tr>
+      <w:tr>
+        <w:tc>
+          <w:tcPr>
+            <w:tcW w:type="dxa" w:w="1728"/>
+          </w:tcPr>
+          <w:p>
+            <w:r/>
+            <w:r>
+              <w:rPr>
+                <w:sz w:val="16"/>
+              </w:rPr>
+              <w:t>S15</w:t>
+            </w:r>
+          </w:p>
+        </w:tc>
+        <w:tc>
+          <w:tcPr>
+            <w:tcW w:type="dxa" w:w="1728"/>
+          </w:tcPr>
+          <w:p>
+            <w:r/>
+            <w:r>
+              <w:rPr>
+                <w:sz w:val="16"/>
+              </w:rPr>
+              <w:t>warning</w:t>
+            </w:r>
+          </w:p>
+        </w:tc>
+        <w:tc>
+          <w:tcPr>
+            <w:tcW w:type="dxa" w:w="1728"/>
+          </w:tcPr>
+          <w:p>
+            <w:r/>
+            <w:r>
+              <w:rPr>
+                <w:sz w:val="16"/>
+              </w:rPr>
+              <w:t>django-no-csrf-token</w:t>
+            </w:r>
+          </w:p>
+        </w:tc>
+        <w:tc>
+          <w:tcPr>
+            <w:tcW w:type="dxa" w:w="1728"/>
+          </w:tcPr>
+          <w:p>
+            <w:r/>
+            <w:r>
+              <w:rPr>
+                <w:sz w:val="16"/>
+              </w:rPr>
+              <w:t>login.html:4</w:t>
+            </w:r>
+          </w:p>
+        </w:tc>
+        <w:tc>
+          <w:tcPr>
+            <w:tcW w:type="dxa" w:w="1728"/>
+          </w:tcPr>
+          <w:p>
+            <w:r/>
+            <w:r>
+              <w:rPr>
+                <w:sz w:val="16"/>
+              </w:rPr>
+              <w:t>Formulario sin token CSRF</w:t>
+            </w:r>
+          </w:p>
+        </w:tc>
+      </w:tr>
+      <w:tr>
+        <w:tc>
+          <w:tcPr>
+            <w:tcW w:type="dxa" w:w="1728"/>
+          </w:tcPr>
+          <w:p>
+            <w:r/>
+            <w:r>
+              <w:rPr>
+                <w:sz w:val="16"/>
+              </w:rPr>
+              <w:t>S16</w:t>
+            </w:r>
+          </w:p>
+        </w:tc>
+        <w:tc>
+          <w:tcPr>
+            <w:tcW w:type="dxa" w:w="1728"/>
+          </w:tcPr>
+          <w:p>
+            <w:r/>
+            <w:r>
+              <w:rPr>
+                <w:sz w:val="16"/>
+              </w:rPr>
+              <w:t>warning</w:t>
+            </w:r>
+          </w:p>
+        </w:tc>
+        <w:tc>
+          <w:tcPr>
+            <w:tcW w:type="dxa" w:w="1728"/>
+          </w:tcPr>
+          <w:p>
+            <w:r/>
+            <w:r>
+              <w:rPr>
+                <w:sz w:val="16"/>
+              </w:rPr>
+              <w:t>django-no-csrf-token</w:t>
+            </w:r>
+          </w:p>
+        </w:tc>
+        <w:tc>
+          <w:tcPr>
+            <w:tcW w:type="dxa" w:w="1728"/>
+          </w:tcPr>
+          <w:p>
+            <w:r/>
+            <w:r>
+              <w:rPr>
+                <w:sz w:val="16"/>
+              </w:rPr>
+              <w:t>registro.html:4</w:t>
+            </w:r>
+          </w:p>
+        </w:tc>
+        <w:tc>
+          <w:tcPr>
+            <w:tcW w:type="dxa" w:w="1728"/>
+          </w:tcPr>
+          <w:p>
+            <w:r/>
+            <w:r>
+              <w:rPr>
+                <w:sz w:val="16"/>
+              </w:rPr>
+              <w:t>Formulario sin token CSRF</w:t>
             </w:r>
           </w:p>
         </w:tc>
@@ -2240,10 +3403,10 @@
     <w:p>
       <w:r>
         <w:rPr>
-          <w:i w:val="0"/>
-          <w:sz w:val="22"/>
+          <w:i/>
+          <w:sz w:val="18"/>
         </w:rPr>
-        <w:t>Nota: las 3 issues de githubactions correspondian al workflow de analisis que finalmente se elimino, porque SonarCloud ya ejecuta el analisis automatico con su GitHub App. SonarCloud conserva las issues cerradas de archivos eliminados como historial (CLOSED).</w:t>
+        <w:t>Nota: S3-S10 son la misma inyeccion SQL vista por varias familias de reglas (django/flask/sqlalchemy); el problema real son dos consultas concatenadas (auth.py:43 y productos.py:51).</w:t>
       </w:r>
     </w:p>
     <w:p>
@@ -2251,16 +3414,641 @@
         <w:pStyle w:val="Heading2"/>
       </w:pPr>
       <w:r>
-        <w:t>5.4 Falsos positivos de Semgrep</w:t>
+        <w:t>5.4 SonarCloud - 6 issues abiertas</w:t>
       </w:r>
     </w:p>
+    <w:tbl>
+      <w:tblPr>
+        <w:tblStyle w:val="TableGrid"/>
+        <w:tblW w:type="auto" w:w="0"/>
+        <w:tblLayout w:type="autofit"/>
+        <w:tblLook w:firstColumn="1" w:firstRow="1" w:lastColumn="0" w:lastRow="0" w:noHBand="0" w:noVBand="1" w:val="04A0"/>
+      </w:tblPr>
+      <w:tblGrid>
+        <w:gridCol w:w="1440"/>
+        <w:gridCol w:w="1440"/>
+        <w:gridCol w:w="1440"/>
+        <w:gridCol w:w="1440"/>
+        <w:gridCol w:w="1440"/>
+        <w:gridCol w:w="1440"/>
+      </w:tblGrid>
+      <w:tr>
+        <w:tc>
+          <w:tcPr>
+            <w:tcW w:type="dxa" w:w="1440"/>
+          </w:tcPr>
+          <w:p>
+            <w:r/>
+            <w:r>
+              <w:rPr>
+                <w:b/>
+                <w:sz w:val="16"/>
+              </w:rPr>
+              <w:t>#</w:t>
+            </w:r>
+          </w:p>
+        </w:tc>
+        <w:tc>
+          <w:tcPr>
+            <w:tcW w:type="dxa" w:w="1440"/>
+          </w:tcPr>
+          <w:p>
+            <w:r/>
+            <w:r>
+              <w:rPr>
+                <w:b/>
+                <w:sz w:val="16"/>
+              </w:rPr>
+              <w:t>Regla</w:t>
+            </w:r>
+          </w:p>
+        </w:tc>
+        <w:tc>
+          <w:tcPr>
+            <w:tcW w:type="dxa" w:w="1440"/>
+          </w:tcPr>
+          <w:p>
+            <w:r/>
+            <w:r>
+              <w:rPr>
+                <w:b/>
+                <w:sz w:val="16"/>
+              </w:rPr>
+              <w:t>Severidad</w:t>
+            </w:r>
+          </w:p>
+        </w:tc>
+        <w:tc>
+          <w:tcPr>
+            <w:tcW w:type="dxa" w:w="1440"/>
+          </w:tcPr>
+          <w:p>
+            <w:r/>
+            <w:r>
+              <w:rPr>
+                <w:b/>
+                <w:sz w:val="16"/>
+              </w:rPr>
+              <w:t>Tipo</w:t>
+            </w:r>
+          </w:p>
+        </w:tc>
+        <w:tc>
+          <w:tcPr>
+            <w:tcW w:type="dxa" w:w="1440"/>
+          </w:tcPr>
+          <w:p>
+            <w:r/>
+            <w:r>
+              <w:rPr>
+                <w:b/>
+                <w:sz w:val="16"/>
+              </w:rPr>
+              <w:t>Ubicacion</w:t>
+            </w:r>
+          </w:p>
+        </w:tc>
+        <w:tc>
+          <w:tcPr>
+            <w:tcW w:type="dxa" w:w="1440"/>
+          </w:tcPr>
+          <w:p>
+            <w:r/>
+            <w:r>
+              <w:rPr>
+                <w:b/>
+                <w:sz w:val="16"/>
+              </w:rPr>
+              <w:t>Problema detectado</w:t>
+            </w:r>
+          </w:p>
+        </w:tc>
+      </w:tr>
+      <w:tr>
+        <w:tc>
+          <w:tcPr>
+            <w:tcW w:type="dxa" w:w="1440"/>
+          </w:tcPr>
+          <w:p>
+            <w:r/>
+            <w:r>
+              <w:rPr>
+                <w:sz w:val="16"/>
+              </w:rPr>
+              <w:t>Q1</w:t>
+            </w:r>
+          </w:p>
+        </w:tc>
+        <w:tc>
+          <w:tcPr>
+            <w:tcW w:type="dxa" w:w="1440"/>
+          </w:tcPr>
+          <w:p>
+            <w:r/>
+            <w:r>
+              <w:rPr>
+                <w:sz w:val="16"/>
+              </w:rPr>
+              <w:t>python:S4502</w:t>
+            </w:r>
+          </w:p>
+        </w:tc>
+        <w:tc>
+          <w:tcPr>
+            <w:tcW w:type="dxa" w:w="1440"/>
+          </w:tcPr>
+          <w:p>
+            <w:r/>
+            <w:r>
+              <w:rPr>
+                <w:sz w:val="16"/>
+              </w:rPr>
+              <w:t>Critical</w:t>
+            </w:r>
+          </w:p>
+        </w:tc>
+        <w:tc>
+          <w:tcPr>
+            <w:tcW w:type="dxa" w:w="1440"/>
+          </w:tcPr>
+          <w:p>
+            <w:r/>
+            <w:r>
+              <w:rPr>
+                <w:sz w:val="16"/>
+              </w:rPr>
+              <w:t>Vulnerabilidad</w:t>
+            </w:r>
+          </w:p>
+        </w:tc>
+        <w:tc>
+          <w:tcPr>
+            <w:tcW w:type="dxa" w:w="1440"/>
+          </w:tcPr>
+          <w:p>
+            <w:r/>
+            <w:r>
+              <w:rPr>
+                <w:sz w:val="16"/>
+              </w:rPr>
+              <w:t>app.py:17</w:t>
+            </w:r>
+          </w:p>
+        </w:tc>
+        <w:tc>
+          <w:tcPr>
+            <w:tcW w:type="dxa" w:w="1440"/>
+          </w:tcPr>
+          <w:p>
+            <w:r/>
+            <w:r>
+              <w:rPr>
+                <w:sz w:val="16"/>
+              </w:rPr>
+              <w:t>Proteccion CSRF desactivada</w:t>
+            </w:r>
+          </w:p>
+        </w:tc>
+      </w:tr>
+      <w:tr>
+        <w:tc>
+          <w:tcPr>
+            <w:tcW w:type="dxa" w:w="1440"/>
+          </w:tcPr>
+          <w:p>
+            <w:r/>
+            <w:r>
+              <w:rPr>
+                <w:sz w:val="16"/>
+              </w:rPr>
+              <w:t>Q2</w:t>
+            </w:r>
+          </w:p>
+        </w:tc>
+        <w:tc>
+          <w:tcPr>
+            <w:tcW w:type="dxa" w:w="1440"/>
+          </w:tcPr>
+          <w:p>
+            <w:r/>
+            <w:r>
+              <w:rPr>
+                <w:sz w:val="16"/>
+              </w:rPr>
+              <w:t>python:S8392</w:t>
+            </w:r>
+          </w:p>
+        </w:tc>
+        <w:tc>
+          <w:tcPr>
+            <w:tcW w:type="dxa" w:w="1440"/>
+          </w:tcPr>
+          <w:p>
+            <w:r/>
+            <w:r>
+              <w:rPr>
+                <w:sz w:val="16"/>
+              </w:rPr>
+              <w:t>Blocker</w:t>
+            </w:r>
+          </w:p>
+        </w:tc>
+        <w:tc>
+          <w:tcPr>
+            <w:tcW w:type="dxa" w:w="1440"/>
+          </w:tcPr>
+          <w:p>
+            <w:r/>
+            <w:r>
+              <w:rPr>
+                <w:sz w:val="16"/>
+              </w:rPr>
+              <w:t>Vulnerabilidad</w:t>
+            </w:r>
+          </w:p>
+        </w:tc>
+        <w:tc>
+          <w:tcPr>
+            <w:tcW w:type="dxa" w:w="1440"/>
+          </w:tcPr>
+          <w:p>
+            <w:r/>
+            <w:r>
+              <w:rPr>
+                <w:sz w:val="16"/>
+              </w:rPr>
+              <w:t>app.py:44</w:t>
+            </w:r>
+          </w:p>
+        </w:tc>
+        <w:tc>
+          <w:tcPr>
+            <w:tcW w:type="dxa" w:w="1440"/>
+          </w:tcPr>
+          <w:p>
+            <w:r/>
+            <w:r>
+              <w:rPr>
+                <w:sz w:val="16"/>
+              </w:rPr>
+              <w:t>Aplicacion vinculada a todas las interfaces</w:t>
+            </w:r>
+          </w:p>
+        </w:tc>
+      </w:tr>
+      <w:tr>
+        <w:tc>
+          <w:tcPr>
+            <w:tcW w:type="dxa" w:w="1440"/>
+          </w:tcPr>
+          <w:p>
+            <w:r/>
+            <w:r>
+              <w:rPr>
+                <w:sz w:val="16"/>
+              </w:rPr>
+              <w:t>Q3</w:t>
+            </w:r>
+          </w:p>
+        </w:tc>
+        <w:tc>
+          <w:tcPr>
+            <w:tcW w:type="dxa" w:w="1440"/>
+          </w:tcPr>
+          <w:p>
+            <w:r/>
+            <w:r>
+              <w:rPr>
+                <w:sz w:val="16"/>
+              </w:rPr>
+              <w:t>python:S4507</w:t>
+            </w:r>
+          </w:p>
+        </w:tc>
+        <w:tc>
+          <w:tcPr>
+            <w:tcW w:type="dxa" w:w="1440"/>
+          </w:tcPr>
+          <w:p>
+            <w:r/>
+            <w:r>
+              <w:rPr>
+                <w:sz w:val="16"/>
+              </w:rPr>
+              <w:t>Minor</w:t>
+            </w:r>
+          </w:p>
+        </w:tc>
+        <w:tc>
+          <w:tcPr>
+            <w:tcW w:type="dxa" w:w="1440"/>
+          </w:tcPr>
+          <w:p>
+            <w:r/>
+            <w:r>
+              <w:rPr>
+                <w:sz w:val="16"/>
+              </w:rPr>
+              <w:t>Vulnerabilidad</w:t>
+            </w:r>
+          </w:p>
+        </w:tc>
+        <w:tc>
+          <w:tcPr>
+            <w:tcW w:type="dxa" w:w="1440"/>
+          </w:tcPr>
+          <w:p>
+            <w:r/>
+            <w:r>
+              <w:rPr>
+                <w:sz w:val="16"/>
+              </w:rPr>
+              <w:t>app.py:44</w:t>
+            </w:r>
+          </w:p>
+        </w:tc>
+        <w:tc>
+          <w:tcPr>
+            <w:tcW w:type="dxa" w:w="1440"/>
+          </w:tcPr>
+          <w:p>
+            <w:r/>
+            <w:r>
+              <w:rPr>
+                <w:sz w:val="16"/>
+              </w:rPr>
+              <w:t>Depuracion (debug) habilitada</w:t>
+            </w:r>
+          </w:p>
+        </w:tc>
+      </w:tr>
+      <w:tr>
+        <w:tc>
+          <w:tcPr>
+            <w:tcW w:type="dxa" w:w="1440"/>
+          </w:tcPr>
+          <w:p>
+            <w:r/>
+            <w:r>
+              <w:rPr>
+                <w:sz w:val="16"/>
+              </w:rPr>
+              <w:t>Q4</w:t>
+            </w:r>
+          </w:p>
+        </w:tc>
+        <w:tc>
+          <w:tcPr>
+            <w:tcW w:type="dxa" w:w="1440"/>
+          </w:tcPr>
+          <w:p>
+            <w:r/>
+            <w:r>
+              <w:rPr>
+                <w:sz w:val="16"/>
+              </w:rPr>
+              <w:t>python:S4790</w:t>
+            </w:r>
+          </w:p>
+        </w:tc>
+        <w:tc>
+          <w:tcPr>
+            <w:tcW w:type="dxa" w:w="1440"/>
+          </w:tcPr>
+          <w:p>
+            <w:r/>
+            <w:r>
+              <w:rPr>
+                <w:sz w:val="16"/>
+              </w:rPr>
+              <w:t>Critical</w:t>
+            </w:r>
+          </w:p>
+        </w:tc>
+        <w:tc>
+          <w:tcPr>
+            <w:tcW w:type="dxa" w:w="1440"/>
+          </w:tcPr>
+          <w:p>
+            <w:r/>
+            <w:r>
+              <w:rPr>
+                <w:sz w:val="16"/>
+              </w:rPr>
+              <w:t>Vulnerabilidad</w:t>
+            </w:r>
+          </w:p>
+        </w:tc>
+        <w:tc>
+          <w:tcPr>
+            <w:tcW w:type="dxa" w:w="1440"/>
+          </w:tcPr>
+          <w:p>
+            <w:r/>
+            <w:r>
+              <w:rPr>
+                <w:sz w:val="16"/>
+              </w:rPr>
+              <w:t>auth.py:30</w:t>
+            </w:r>
+          </w:p>
+        </w:tc>
+        <w:tc>
+          <w:tcPr>
+            <w:tcW w:type="dxa" w:w="1440"/>
+          </w:tcPr>
+          <w:p>
+            <w:r/>
+            <w:r>
+              <w:rPr>
+                <w:sz w:val="16"/>
+              </w:rPr>
+              <w:t>Hashing inseguro (MD5)</w:t>
+            </w:r>
+          </w:p>
+        </w:tc>
+      </w:tr>
+      <w:tr>
+        <w:tc>
+          <w:tcPr>
+            <w:tcW w:type="dxa" w:w="1440"/>
+          </w:tcPr>
+          <w:p>
+            <w:r/>
+            <w:r>
+              <w:rPr>
+                <w:sz w:val="16"/>
+              </w:rPr>
+              <w:t>Q5</w:t>
+            </w:r>
+          </w:p>
+        </w:tc>
+        <w:tc>
+          <w:tcPr>
+            <w:tcW w:type="dxa" w:w="1440"/>
+          </w:tcPr>
+          <w:p>
+            <w:r/>
+            <w:r>
+              <w:rPr>
+                <w:sz w:val="16"/>
+              </w:rPr>
+              <w:t>python:S4790</w:t>
+            </w:r>
+          </w:p>
+        </w:tc>
+        <w:tc>
+          <w:tcPr>
+            <w:tcW w:type="dxa" w:w="1440"/>
+          </w:tcPr>
+          <w:p>
+            <w:r/>
+            <w:r>
+              <w:rPr>
+                <w:sz w:val="16"/>
+              </w:rPr>
+              <w:t>Critical</w:t>
+            </w:r>
+          </w:p>
+        </w:tc>
+        <w:tc>
+          <w:tcPr>
+            <w:tcW w:type="dxa" w:w="1440"/>
+          </w:tcPr>
+          <w:p>
+            <w:r/>
+            <w:r>
+              <w:rPr>
+                <w:sz w:val="16"/>
+              </w:rPr>
+              <w:t>Vulnerabilidad</w:t>
+            </w:r>
+          </w:p>
+        </w:tc>
+        <w:tc>
+          <w:tcPr>
+            <w:tcW w:type="dxa" w:w="1440"/>
+          </w:tcPr>
+          <w:p>
+            <w:r/>
+            <w:r>
+              <w:rPr>
+                <w:sz w:val="16"/>
+              </w:rPr>
+              <w:t>database.py:61</w:t>
+            </w:r>
+          </w:p>
+        </w:tc>
+        <w:tc>
+          <w:tcPr>
+            <w:tcW w:type="dxa" w:w="1440"/>
+          </w:tcPr>
+          <w:p>
+            <w:r/>
+            <w:r>
+              <w:rPr>
+                <w:sz w:val="16"/>
+              </w:rPr>
+              <w:t>Hashing inseguro (MD5)</w:t>
+            </w:r>
+          </w:p>
+        </w:tc>
+      </w:tr>
+      <w:tr>
+        <w:tc>
+          <w:tcPr>
+            <w:tcW w:type="dxa" w:w="1440"/>
+          </w:tcPr>
+          <w:p>
+            <w:r/>
+            <w:r>
+              <w:rPr>
+                <w:sz w:val="16"/>
+              </w:rPr>
+              <w:t>Q6</w:t>
+            </w:r>
+          </w:p>
+        </w:tc>
+        <w:tc>
+          <w:tcPr>
+            <w:tcW w:type="dxa" w:w="1440"/>
+          </w:tcPr>
+          <w:p>
+            <w:r/>
+            <w:r>
+              <w:rPr>
+                <w:sz w:val="16"/>
+              </w:rPr>
+              <w:t>InputWithoutLabelCheck</w:t>
+            </w:r>
+          </w:p>
+        </w:tc>
+        <w:tc>
+          <w:tcPr>
+            <w:tcW w:type="dxa" w:w="1440"/>
+          </w:tcPr>
+          <w:p>
+            <w:r/>
+            <w:r>
+              <w:rPr>
+                <w:sz w:val="16"/>
+              </w:rPr>
+              <w:t>Major</w:t>
+            </w:r>
+          </w:p>
+        </w:tc>
+        <w:tc>
+          <w:tcPr>
+            <w:tcW w:type="dxa" w:w="1440"/>
+          </w:tcPr>
+          <w:p>
+            <w:r/>
+            <w:r>
+              <w:rPr>
+                <w:sz w:val="16"/>
+              </w:rPr>
+              <w:t>Bug (accesibilidad)</w:t>
+            </w:r>
+          </w:p>
+        </w:tc>
+        <w:tc>
+          <w:tcPr>
+            <w:tcW w:type="dxa" w:w="1440"/>
+          </w:tcPr>
+          <w:p>
+            <w:r/>
+            <w:r>
+              <w:rPr>
+                <w:sz w:val="16"/>
+              </w:rPr>
+              <w:t>listar.html:6</w:t>
+            </w:r>
+          </w:p>
+        </w:tc>
+        <w:tc>
+          <w:tcPr>
+            <w:tcW w:type="dxa" w:w="1440"/>
+          </w:tcPr>
+          <w:p>
+            <w:r/>
+            <w:r>
+              <w:rPr>
+                <w:sz w:val="16"/>
+              </w:rPr>
+              <w:t>Campo de busqueda sin label</w:t>
+            </w:r>
+          </w:p>
+        </w:tc>
+      </w:tr>
+    </w:tbl>
+    <w:p/>
     <w:p>
       <w:r>
         <w:rPr>
-          <w:i w:val="0"/>
-          <w:sz w:val="22"/>
+          <w:i/>
+          <w:sz w:val="18"/>
         </w:rPr>
-        <w:t>Tras corregir, Semgrep reporto 4 hallazgos. Todos son falsos positivos: las reglas de la comunidad para Django/Flask detectaban tokens CSRF en las plantillas de Jinja2 ({{ form.csrf_token }}) como si faltara proteccion, cuando el token real lo genera Flask-WTF. Esto confirma la importancia de interpretar los resultados y cruzarlos entre herramientas.</w:t>
+        <w:t>Nota: en un analisis anterior se reportaron ademas 3 issues 'githubactions' del workflow de CI (pin de acciones, versionado de dependencias); dicho archivo se retiro del repositorio porque la integracion usa la GitHub App de SonarCloud. El codigo del programa registra las 6 issues de la tabla, que quedan ABIERTAS en el analisis del codigo entregado.</w:t>
       </w:r>
     </w:p>
     <w:p>
@@ -2268,7 +4056,7 @@
         <w:pStyle w:val="Heading2"/>
       </w:pPr>
       <w:r>
-        <w:t>5.5 Otros hallazgos corregidos detectados por Bandit / Semgrep / Pylint</w:t>
+        <w:t>5.5 Revision por IA (Claude) - 14 hallazgos</w:t>
       </w:r>
     </w:p>
     <w:tbl>
@@ -2294,9 +4082,9 @@
             <w:r>
               <w:rPr>
                 <w:b/>
-                <w:sz w:val="18"/>
-              </w:rPr>
-              <w:t>Archivo</w:t>
+                <w:sz w:val="16"/>
+              </w:rPr>
+              <w:t>#</w:t>
             </w:r>
           </w:p>
         </w:tc>
@@ -2309,9 +4097,9 @@
             <w:r>
               <w:rPr>
                 <w:b/>
-                <w:sz w:val="18"/>
-              </w:rPr>
-              <w:t>Codigo/regla</w:t>
+                <w:sz w:val="16"/>
+              </w:rPr>
+              <w:t>Hallazgo</w:t>
             </w:r>
           </w:p>
         </w:tc>
@@ -2324,9 +4112,9 @@
             <w:r>
               <w:rPr>
                 <w:b/>
-                <w:sz w:val="18"/>
-              </w:rPr>
-              <w:t>Problema</w:t>
+                <w:sz w:val="16"/>
+              </w:rPr>
+              <w:t>Severidad</w:t>
             </w:r>
           </w:p>
         </w:tc>
@@ -2339,9 +4127,9 @@
             <w:r>
               <w:rPr>
                 <w:b/>
-                <w:sz w:val="18"/>
-              </w:rPr>
-              <w:t>Correccion</w:t>
+                <w:sz w:val="16"/>
+              </w:rPr>
+              <w:t>Ubicacion</w:t>
             </w:r>
           </w:p>
         </w:tc>
@@ -2355,9 +4143,9 @@
             <w:r/>
             <w:r>
               <w:rPr>
-                <w:sz w:val="18"/>
-              </w:rPr>
-              <w:t>config.py:13</w:t>
+                <w:sz w:val="16"/>
+              </w:rPr>
+              <w:t>C1</w:t>
             </w:r>
           </w:p>
         </w:tc>
@@ -2369,9 +4157,9 @@
             <w:r/>
             <w:r>
               <w:rPr>
-                <w:sz w:val="18"/>
-              </w:rPr>
-              <w:t>B105/B324 (Bandit)</w:t>
+                <w:sz w:val="16"/>
+              </w:rPr>
+              <w:t>Contrasenas con MD5 sin sal</w:t>
             </w:r>
           </w:p>
         </w:tc>
@@ -2383,9 +4171,9 @@
             <w:r/>
             <w:r>
               <w:rPr>
-                <w:sz w:val="18"/>
-              </w:rPr>
-              <w:t>Credenciales y SECRET_KEY hardcodeadas; hash MD5</w:t>
+                <w:sz w:val="16"/>
+              </w:rPr>
+              <w:t>Critica</w:t>
             </w:r>
           </w:p>
         </w:tc>
@@ -2397,9 +4185,9 @@
             <w:r/>
             <w:r>
               <w:rPr>
-                <w:sz w:val="18"/>
-              </w:rPr>
-              <w:t>Secreto por variable de entorno; PBKDF2</w:t>
+                <w:sz w:val="16"/>
+              </w:rPr>
+              <w:t>auth.py:24-30, database.py:59-62</w:t>
             </w:r>
           </w:p>
         </w:tc>
@@ -2413,9 +4201,9 @@
             <w:r/>
             <w:r>
               <w:rPr>
-                <w:sz w:val="18"/>
-              </w:rPr>
-              <w:t>productos.py:52</w:t>
+                <w:sz w:val="16"/>
+              </w:rPr>
+              <w:t>C2</w:t>
             </w:r>
           </w:p>
         </w:tc>
@@ -2427,9 +4215,9 @@
             <w:r/>
             <w:r>
               <w:rPr>
-                <w:sz w:val="18"/>
-              </w:rPr>
-              <w:t>B608 (Bandit) / semgrep</w:t>
+                <w:sz w:val="16"/>
+              </w:rPr>
+              <w:t>Inyeccion SQL en login</w:t>
             </w:r>
           </w:p>
         </w:tc>
@@ -2441,9 +4229,9 @@
             <w:r/>
             <w:r>
               <w:rPr>
-                <w:sz w:val="18"/>
-              </w:rPr>
-              <w:t>Inyeccion SQL en busqueda por concatenacion (LIKE)</w:t>
+                <w:sz w:val="16"/>
+              </w:rPr>
+              <w:t>Critica</w:t>
             </w:r>
           </w:p>
         </w:tc>
@@ -2455,9 +4243,9 @@
             <w:r/>
             <w:r>
               <w:rPr>
-                <w:sz w:val="18"/>
-              </w:rPr>
-              <w:t>Consulta parametrizada; escape de % y _</w:t>
+                <w:sz w:val="16"/>
+              </w:rPr>
+              <w:t>auth.py:40-46</w:t>
             </w:r>
           </w:p>
         </w:tc>
@@ -2471,9 +4259,9 @@
             <w:r/>
             <w:r>
               <w:rPr>
-                <w:sz w:val="18"/>
-              </w:rPr>
-              <w:t>productos.py</w:t>
+                <w:sz w:val="16"/>
+              </w:rPr>
+              <w:t>C3</w:t>
             </w:r>
           </w:p>
         </w:tc>
@@ -2485,9 +4273,9 @@
             <w:r/>
             <w:r>
               <w:rPr>
-                <w:sz w:val="18"/>
-              </w:rPr>
-              <w:t>W0611 (Pylint)</w:t>
+                <w:sz w:val="16"/>
+              </w:rPr>
+              <w:t>Inyeccion SQL en busqueda</w:t>
             </w:r>
           </w:p>
         </w:tc>
@@ -2499,9 +4287,9 @@
             <w:r/>
             <w:r>
               <w:rPr>
-                <w:sz w:val="18"/>
-              </w:rPr>
-              <w:t>Import no utilizado (requests)</w:t>
+                <w:sz w:val="16"/>
+              </w:rPr>
+              <w:t>Alta</w:t>
             </w:r>
           </w:p>
         </w:tc>
@@ -2513,9 +4301,9 @@
             <w:r/>
             <w:r>
               <w:rPr>
-                <w:sz w:val="18"/>
-              </w:rPr>
-              <w:t>Import eliminado</w:t>
+                <w:sz w:val="16"/>
+              </w:rPr>
+              <w:t>productos.py:49-52</w:t>
             </w:r>
           </w:p>
         </w:tc>
@@ -2529,9 +4317,9 @@
             <w:r/>
             <w:r>
               <w:rPr>
-                <w:sz w:val="18"/>
-              </w:rPr>
-              <w:t>auth.py:22 / productos.py</w:t>
+                <w:sz w:val="16"/>
+              </w:rPr>
+              <w:t>C4</w:t>
             </w:r>
           </w:p>
         </w:tc>
@@ -2543,9 +4331,9 @@
             <w:r/>
             <w:r>
               <w:rPr>
-                <w:sz w:val="18"/>
-              </w:rPr>
-              <w:t>semgrep / IA</w:t>
+                <w:sz w:val="16"/>
+              </w:rPr>
+              <w:t>SECRET_KEY embebida en codigo</w:t>
             </w:r>
           </w:p>
         </w:tc>
@@ -2557,9 +4345,9 @@
             <w:r/>
             <w:r>
               <w:rPr>
-                <w:sz w:val="18"/>
-              </w:rPr>
-              <w:t>SQL de login por concatenacion</w:t>
+                <w:sz w:val="16"/>
+              </w:rPr>
+              <w:t>Alta</w:t>
             </w:r>
           </w:p>
         </w:tc>
@@ -2571,9 +4359,9 @@
             <w:r/>
             <w:r>
               <w:rPr>
-                <w:sz w:val="18"/>
-              </w:rPr>
-              <w:t>Consulta parametrizada</w:t>
+                <w:sz w:val="16"/>
+              </w:rPr>
+              <w:t>config.py:11</w:t>
             </w:r>
           </w:p>
         </w:tc>
@@ -2587,9 +4375,9 @@
             <w:r/>
             <w:r>
               <w:rPr>
-                <w:sz w:val="18"/>
-              </w:rPr>
-              <w:t>productos.py:66/91</w:t>
+                <w:sz w:val="16"/>
+              </w:rPr>
+              <w:t>C5</w:t>
             </w:r>
           </w:p>
         </w:tc>
@@ -2601,9 +4389,9 @@
             <w:r/>
             <w:r>
               <w:rPr>
-                <w:sz w:val="18"/>
-              </w:rPr>
-              <w:t>W0718 (Pylint)</w:t>
+                <w:sz w:val="16"/>
+              </w:rPr>
+              <w:t>Credenciales por defecto (admin/admin123)</w:t>
             </w:r>
           </w:p>
         </w:tc>
@@ -2615,9 +4403,9 @@
             <w:r/>
             <w:r>
               <w:rPr>
-                <w:sz w:val="18"/>
-              </w:rPr>
-              <w:t>Captura de excepciones demasiado amplia</w:t>
+                <w:sz w:val="16"/>
+              </w:rPr>
+              <w:t>Alta</w:t>
             </w:r>
           </w:p>
         </w:tc>
@@ -2629,9 +4417,9 @@
             <w:r/>
             <w:r>
               <w:rPr>
-                <w:sz w:val="18"/>
-              </w:rPr>
-              <w:t>Se limitan las excepciones</w:t>
+                <w:sz w:val="16"/>
+              </w:rPr>
+              <w:t>config.py:19-20, database.py:60-62</w:t>
             </w:r>
           </w:p>
         </w:tc>
@@ -2645,9 +4433,9 @@
             <w:r/>
             <w:r>
               <w:rPr>
-                <w:sz w:val="18"/>
-              </w:rPr>
-              <w:t>auth.py:41</w:t>
+                <w:sz w:val="16"/>
+              </w:rPr>
+              <w:t>C6</w:t>
             </w:r>
           </w:p>
         </w:tc>
@@ -2659,9 +4447,9 @@
             <w:r/>
             <w:r>
               <w:rPr>
-                <w:sz w:val="18"/>
-              </w:rPr>
-              <w:t>IA</w:t>
+                <w:sz w:val="16"/>
+              </w:rPr>
+              <w:t>debug=True + host 0.0.0.0</w:t>
             </w:r>
           </w:p>
         </w:tc>
@@ -2673,9 +4461,9 @@
             <w:r/>
             <w:r>
               <w:rPr>
-                <w:sz w:val="18"/>
-              </w:rPr>
-              <w:t>Error generico de ruta hacia el cliente</w:t>
+                <w:sz w:val="16"/>
+              </w:rPr>
+              <w:t>Alta</w:t>
             </w:r>
           </w:p>
         </w:tc>
@@ -2687,9 +4475,9 @@
             <w:r/>
             <w:r>
               <w:rPr>
-                <w:sz w:val="18"/>
-              </w:rPr>
-              <w:t>Se filtra el detalle interno</w:t>
+                <w:sz w:val="16"/>
+              </w:rPr>
+              <w:t>app.py:42-44</w:t>
             </w:r>
           </w:p>
         </w:tc>
@@ -2703,9 +4491,9 @@
             <w:r/>
             <w:r>
               <w:rPr>
-                <w:sz w:val="18"/>
-              </w:rPr>
-              <w:t>productos.py</w:t>
+                <w:sz w:val="16"/>
+              </w:rPr>
+              <w:t>C7</w:t>
             </w:r>
           </w:p>
         </w:tc>
@@ -2717,9 +4505,9 @@
             <w:r/>
             <w:r>
               <w:rPr>
-                <w:sz w:val="18"/>
-              </w:rPr>
-              <w:t>NaN / IA</w:t>
+                <w:sz w:val="16"/>
+              </w:rPr>
+              <w:t>CSRF ausente en formularios</w:t>
             </w:r>
           </w:p>
         </w:tc>
@@ -2731,9 +4519,9 @@
             <w:r/>
             <w:r>
               <w:rPr>
-                <w:sz w:val="18"/>
-              </w:rPr>
-              <w:t>Registro NaN en precio (double NaN &gt;= x siempre falso)</w:t>
+                <w:sz w:val="16"/>
+              </w:rPr>
+              <w:t>Media</w:t>
             </w:r>
           </w:p>
         </w:tc>
@@ -2745,9 +4533,9 @@
             <w:r/>
             <w:r>
               <w:rPr>
-                <w:sz w:val="18"/>
-              </w:rPr>
-              <w:t>Validacion con math.isfinite</w:t>
+                <w:sz w:val="16"/>
+              </w:rPr>
+              <w:t>templates/*.html</w:t>
             </w:r>
           </w:p>
         </w:tc>
@@ -2761,9 +4549,9 @@
             <w:r/>
             <w:r>
               <w:rPr>
-                <w:sz w:val="18"/>
-              </w:rPr>
-              <w:t>auth.py</w:t>
+                <w:sz w:val="16"/>
+              </w:rPr>
+              <w:t>C8</w:t>
             </w:r>
           </w:p>
         </w:tc>
@@ -2775,9 +4563,9 @@
             <w:r/>
             <w:r>
               <w:rPr>
-                <w:sz w:val="18"/>
-              </w:rPr>
-              <w:t>IA</w:t>
+                <w:sz w:val="16"/>
+              </w:rPr>
+              <w:t>NaN injection en precio/stock</w:t>
             </w:r>
           </w:p>
         </w:tc>
@@ -2789,9 +4577,9 @@
             <w:r/>
             <w:r>
               <w:rPr>
-                <w:sz w:val="18"/>
-              </w:rPr>
-              <w:t>Login redirigia al propio login tras exito</w:t>
+                <w:sz w:val="16"/>
+              </w:rPr>
+              <w:t>Media</w:t>
             </w:r>
           </w:p>
         </w:tc>
@@ -2803,9 +4591,9 @@
             <w:r/>
             <w:r>
               <w:rPr>
-                <w:sz w:val="18"/>
-              </w:rPr>
-              <w:t>Redirect a /productos</w:t>
+                <w:sz w:val="16"/>
+              </w:rPr>
+              <w:t>productos.py:64,89</w:t>
             </w:r>
           </w:p>
         </w:tc>
@@ -2819,9 +4607,9 @@
             <w:r/>
             <w:r>
               <w:rPr>
-                <w:sz w:val="18"/>
-              </w:rPr>
-              <w:t>Diversos formularios</w:t>
+                <w:sz w:val="16"/>
+              </w:rPr>
+              <w:t>C9</w:t>
             </w:r>
           </w:p>
         </w:tc>
@@ -2833,9 +4621,9 @@
             <w:r/>
             <w:r>
               <w:rPr>
-                <w:sz w:val="18"/>
-              </w:rPr>
-              <w:t>Bypass CSRF</w:t>
+                <w:sz w:val="16"/>
+              </w:rPr>
+              <w:t>Login exitoso redirige al propio login</w:t>
             </w:r>
           </w:p>
         </w:tc>
@@ -2847,9 +4635,9 @@
             <w:r/>
             <w:r>
               <w:rPr>
-                <w:sz w:val="18"/>
-              </w:rPr>
-              <w:t>Formularios sin token CSRF</w:t>
+                <w:sz w:val="16"/>
+              </w:rPr>
+              <w:t>Media-baja</w:t>
             </w:r>
           </w:p>
         </w:tc>
@@ -2861,9 +4649,299 @@
             <w:r/>
             <w:r>
               <w:rPr>
-                <w:sz w:val="18"/>
-              </w:rPr>
-              <w:t>Tokens csrf_token en las 4 vistas</w:t>
+                <w:sz w:val="16"/>
+              </w:rPr>
+              <w:t>auth.py:50</w:t>
+            </w:r>
+          </w:p>
+        </w:tc>
+      </w:tr>
+      <w:tr>
+        <w:tc>
+          <w:tcPr>
+            <w:tcW w:type="dxa" w:w="2160"/>
+          </w:tcPr>
+          <w:p>
+            <w:r/>
+            <w:r>
+              <w:rPr>
+                <w:sz w:val="16"/>
+              </w:rPr>
+              <w:t>C10</w:t>
+            </w:r>
+          </w:p>
+        </w:tc>
+        <w:tc>
+          <w:tcPr>
+            <w:tcW w:type="dxa" w:w="2160"/>
+          </w:tcPr>
+          <w:p>
+            <w:r/>
+            <w:r>
+              <w:rPr>
+                <w:sz w:val="16"/>
+              </w:rPr>
+              <w:t>Excepcion demasiado amplia</w:t>
+            </w:r>
+          </w:p>
+        </w:tc>
+        <w:tc>
+          <w:tcPr>
+            <w:tcW w:type="dxa" w:w="2160"/>
+          </w:tcPr>
+          <w:p>
+            <w:r/>
+            <w:r>
+              <w:rPr>
+                <w:sz w:val="16"/>
+              </w:rPr>
+              <w:t>Baja</w:t>
+            </w:r>
+          </w:p>
+        </w:tc>
+        <w:tc>
+          <w:tcPr>
+            <w:tcW w:type="dxa" w:w="2160"/>
+          </w:tcPr>
+          <w:p>
+            <w:r/>
+            <w:r>
+              <w:rPr>
+                <w:sz w:val="16"/>
+              </w:rPr>
+              <w:t>auth.py:72, productos.py:66,91</w:t>
+            </w:r>
+          </w:p>
+        </w:tc>
+      </w:tr>
+      <w:tr>
+        <w:tc>
+          <w:tcPr>
+            <w:tcW w:type="dxa" w:w="2160"/>
+          </w:tcPr>
+          <w:p>
+            <w:r/>
+            <w:r>
+              <w:rPr>
+                <w:sz w:val="16"/>
+              </w:rPr>
+              <w:t>C11</w:t>
+            </w:r>
+          </w:p>
+        </w:tc>
+        <w:tc>
+          <w:tcPr>
+            <w:tcW w:type="dxa" w:w="2160"/>
+          </w:tcPr>
+          <w:p>
+            <w:r/>
+            <w:r>
+              <w:rPr>
+                <w:sz w:val="16"/>
+              </w:rPr>
+              <w:t>Import sin uso</w:t>
+            </w:r>
+          </w:p>
+        </w:tc>
+        <w:tc>
+          <w:tcPr>
+            <w:tcW w:type="dxa" w:w="2160"/>
+          </w:tcPr>
+          <w:p>
+            <w:r/>
+            <w:r>
+              <w:rPr>
+                <w:sz w:val="16"/>
+              </w:rPr>
+              <w:t>Calidad</w:t>
+            </w:r>
+          </w:p>
+        </w:tc>
+        <w:tc>
+          <w:tcPr>
+            <w:tcW w:type="dxa" w:w="2160"/>
+          </w:tcPr>
+          <w:p>
+            <w:r/>
+            <w:r>
+              <w:rPr>
+                <w:sz w:val="16"/>
+              </w:rPr>
+              <w:t>productos.py:18</w:t>
+            </w:r>
+          </w:p>
+        </w:tc>
+      </w:tr>
+      <w:tr>
+        <w:tc>
+          <w:tcPr>
+            <w:tcW w:type="dxa" w:w="2160"/>
+          </w:tcPr>
+          <w:p>
+            <w:r/>
+            <w:r>
+              <w:rPr>
+                <w:sz w:val="16"/>
+              </w:rPr>
+              <w:t>C12</w:t>
+            </w:r>
+          </w:p>
+        </w:tc>
+        <w:tc>
+          <w:tcPr>
+            <w:tcW w:type="dxa" w:w="2160"/>
+          </w:tcPr>
+          <w:p>
+            <w:r/>
+            <w:r>
+              <w:rPr>
+                <w:sz w:val="16"/>
+              </w:rPr>
+              <w:t>Sin validacion de entrada</w:t>
+            </w:r>
+          </w:p>
+        </w:tc>
+        <w:tc>
+          <w:tcPr>
+            <w:tcW w:type="dxa" w:w="2160"/>
+          </w:tcPr>
+          <w:p>
+            <w:r/>
+            <w:r>
+              <w:rPr>
+                <w:sz w:val="16"/>
+              </w:rPr>
+              <w:t>Calidad</w:t>
+            </w:r>
+          </w:p>
+        </w:tc>
+        <w:tc>
+          <w:tcPr>
+            <w:tcW w:type="dxa" w:w="2160"/>
+          </w:tcPr>
+          <w:p>
+            <w:r/>
+            <w:r>
+              <w:rPr>
+                <w:sz w:val="16"/>
+              </w:rPr>
+              <w:t>productos.py:61-64, auth.py:58-60</w:t>
+            </w:r>
+          </w:p>
+        </w:tc>
+      </w:tr>
+      <w:tr>
+        <w:tc>
+          <w:tcPr>
+            <w:tcW w:type="dxa" w:w="2160"/>
+          </w:tcPr>
+          <w:p>
+            <w:r/>
+            <w:r>
+              <w:rPr>
+                <w:sz w:val="16"/>
+              </w:rPr>
+              <w:t>C13</w:t>
+            </w:r>
+          </w:p>
+        </w:tc>
+        <w:tc>
+          <w:tcPr>
+            <w:tcW w:type="dxa" w:w="2160"/>
+          </w:tcPr>
+          <w:p>
+            <w:r/>
+            <w:r>
+              <w:rPr>
+                <w:sz w:val="16"/>
+              </w:rPr>
+              <w:t>Sesion sin renovacion ni cookie Secure/SameSite</w:t>
+            </w:r>
+          </w:p>
+        </w:tc>
+        <w:tc>
+          <w:tcPr>
+            <w:tcW w:type="dxa" w:w="2160"/>
+          </w:tcPr>
+          <w:p>
+            <w:r/>
+            <w:r>
+              <w:rPr>
+                <w:sz w:val="16"/>
+              </w:rPr>
+              <w:t>Defensiva</w:t>
+            </w:r>
+          </w:p>
+        </w:tc>
+        <w:tc>
+          <w:tcPr>
+            <w:tcW w:type="dxa" w:w="2160"/>
+          </w:tcPr>
+          <w:p>
+            <w:r/>
+            <w:r>
+              <w:rPr>
+                <w:sz w:val="16"/>
+              </w:rPr>
+              <w:t>auth.py:48-49</w:t>
+            </w:r>
+          </w:p>
+        </w:tc>
+      </w:tr>
+      <w:tr>
+        <w:tc>
+          <w:tcPr>
+            <w:tcW w:type="dxa" w:w="2160"/>
+          </w:tcPr>
+          <w:p>
+            <w:r/>
+            <w:r>
+              <w:rPr>
+                <w:sz w:val="16"/>
+              </w:rPr>
+              <w:t>C14</w:t>
+            </w:r>
+          </w:p>
+        </w:tc>
+        <w:tc>
+          <w:tcPr>
+            <w:tcW w:type="dxa" w:w="2160"/>
+          </w:tcPr>
+          <w:p>
+            <w:r/>
+            <w:r>
+              <w:rPr>
+                <w:sz w:val="16"/>
+              </w:rPr>
+              <w:t>Sin limite de intentos de login (fuerza bruta)</w:t>
+            </w:r>
+          </w:p>
+        </w:tc>
+        <w:tc>
+          <w:tcPr>
+            <w:tcW w:type="dxa" w:w="2160"/>
+          </w:tcPr>
+          <w:p>
+            <w:r/>
+            <w:r>
+              <w:rPr>
+                <w:sz w:val="16"/>
+              </w:rPr>
+              <w:t>Defensiva</w:t>
+            </w:r>
+          </w:p>
+        </w:tc>
+        <w:tc>
+          <w:tcPr>
+            <w:tcW w:type="dxa" w:w="2160"/>
+          </w:tcPr>
+          <w:p>
+            <w:r/>
+            <w:r>
+              <w:rPr>
+                <w:sz w:val="16"/>
+              </w:rPr>
+              <w:t>auth.py:33-52</w:t>
             </w:r>
           </w:p>
         </w:tc>
@@ -2875,7 +4953,7 @@
         <w:pStyle w:val="Heading1"/>
       </w:pPr>
       <w:r>
-        <w:t>6. Evidencia generada</w:t>
+        <w:t>6. Analisis de los problemas registrados</w:t>
       </w:r>
     </w:p>
     <w:p>
@@ -2884,7 +4962,726 @@
           <w:i w:val="0"/>
           <w:sz w:val="22"/>
         </w:rPr>
-        <w:t>Las siguientes imagenes resumen los resultados de las herramientas sobre el proyecto. Fueron generadas a partir de los datos reales de la API de SonarCloud y de los reportes exportados; los reportes originales estan en la carpeta evidencia/. Las URLs son las del proyecto publicado.</w:t>
+        <w:t>Agrupando los hallazgos de las cuatro fuentes (cada problema real contado una sola vez):</w:t>
+      </w:r>
+    </w:p>
+    <w:tbl>
+      <w:tblPr>
+        <w:tblStyle w:val="TableGrid"/>
+        <w:tblW w:type="auto" w:w="0"/>
+        <w:tblLayout w:type="autofit"/>
+        <w:tblLook w:firstColumn="1" w:firstRow="1" w:lastColumn="0" w:lastRow="0" w:noHBand="0" w:noVBand="1" w:val="04A0"/>
+      </w:tblPr>
+      <w:tblGrid>
+        <w:gridCol w:w="2160"/>
+        <w:gridCol w:w="2160"/>
+        <w:gridCol w:w="2160"/>
+        <w:gridCol w:w="2160"/>
+      </w:tblGrid>
+      <w:tr>
+        <w:tc>
+          <w:tcPr>
+            <w:tcW w:type="dxa" w:w="2160"/>
+          </w:tcPr>
+          <w:p>
+            <w:r/>
+            <w:r>
+              <w:rPr>
+                <w:b/>
+                <w:sz w:val="16"/>
+              </w:rPr>
+              <w:t>Categoria</w:t>
+            </w:r>
+          </w:p>
+        </w:tc>
+        <w:tc>
+          <w:tcPr>
+            <w:tcW w:type="dxa" w:w="2160"/>
+          </w:tcPr>
+          <w:p>
+            <w:r/>
+            <w:r>
+              <w:rPr>
+                <w:b/>
+                <w:sz w:val="16"/>
+              </w:rPr>
+              <w:t>CWE/OWASP</w:t>
+            </w:r>
+          </w:p>
+        </w:tc>
+        <w:tc>
+          <w:tcPr>
+            <w:tcW w:type="dxa" w:w="2160"/>
+          </w:tcPr>
+          <w:p>
+            <w:r/>
+            <w:r>
+              <w:rPr>
+                <w:b/>
+                <w:sz w:val="16"/>
+              </w:rPr>
+              <w:t>Problemas</w:t>
+            </w:r>
+          </w:p>
+        </w:tc>
+        <w:tc>
+          <w:tcPr>
+            <w:tcW w:type="dxa" w:w="2160"/>
+          </w:tcPr>
+          <w:p>
+            <w:r/>
+            <w:r>
+              <w:rPr>
+                <w:b/>
+                <w:sz w:val="16"/>
+              </w:rPr>
+              <w:t>Herramientas que lo detectaron</w:t>
+            </w:r>
+          </w:p>
+        </w:tc>
+      </w:tr>
+      <w:tr>
+        <w:tc>
+          <w:tcPr>
+            <w:tcW w:type="dxa" w:w="2160"/>
+          </w:tcPr>
+          <w:p>
+            <w:r/>
+            <w:r>
+              <w:rPr>
+                <w:sz w:val="16"/>
+              </w:rPr>
+              <w:t>Criptografia rota (MD5 sin sal)</w:t>
+            </w:r>
+          </w:p>
+        </w:tc>
+        <w:tc>
+          <w:tcPr>
+            <w:tcW w:type="dxa" w:w="2160"/>
+          </w:tcPr>
+          <w:p>
+            <w:r/>
+            <w:r>
+              <w:rPr>
+                <w:sz w:val="16"/>
+              </w:rPr>
+              <w:t>CWE-327</w:t>
+            </w:r>
+          </w:p>
+        </w:tc>
+        <w:tc>
+          <w:tcPr>
+            <w:tcW w:type="dxa" w:w="2160"/>
+          </w:tcPr>
+          <w:p>
+            <w:r/>
+            <w:r>
+              <w:rPr>
+                <w:sz w:val="16"/>
+              </w:rPr>
+              <w:t>1</w:t>
+            </w:r>
+          </w:p>
+        </w:tc>
+        <w:tc>
+          <w:tcPr>
+            <w:tcW w:type="dxa" w:w="2160"/>
+          </w:tcPr>
+          <w:p>
+            <w:r/>
+            <w:r>
+              <w:rPr>
+                <w:sz w:val="16"/>
+              </w:rPr>
+              <w:t>Bandit, SonarCloud, IA</w:t>
+            </w:r>
+          </w:p>
+        </w:tc>
+      </w:tr>
+      <w:tr>
+        <w:tc>
+          <w:tcPr>
+            <w:tcW w:type="dxa" w:w="2160"/>
+          </w:tcPr>
+          <w:p>
+            <w:r/>
+            <w:r>
+              <w:rPr>
+                <w:sz w:val="16"/>
+              </w:rPr>
+              <w:t>Inyeccion SQL</w:t>
+            </w:r>
+          </w:p>
+        </w:tc>
+        <w:tc>
+          <w:tcPr>
+            <w:tcW w:type="dxa" w:w="2160"/>
+          </w:tcPr>
+          <w:p>
+            <w:r/>
+            <w:r>
+              <w:rPr>
+                <w:sz w:val="16"/>
+              </w:rPr>
+              <w:t>CWE-89 / A03</w:t>
+            </w:r>
+          </w:p>
+        </w:tc>
+        <w:tc>
+          <w:tcPr>
+            <w:tcW w:type="dxa" w:w="2160"/>
+          </w:tcPr>
+          <w:p>
+            <w:r/>
+            <w:r>
+              <w:rPr>
+                <w:sz w:val="16"/>
+              </w:rPr>
+              <w:t>2 (login y busqueda)</w:t>
+            </w:r>
+          </w:p>
+        </w:tc>
+        <w:tc>
+          <w:tcPr>
+            <w:tcW w:type="dxa" w:w="2160"/>
+          </w:tcPr>
+          <w:p>
+            <w:r/>
+            <w:r>
+              <w:rPr>
+                <w:sz w:val="16"/>
+              </w:rPr>
+              <w:t>Bandit, Semgrep, IA</w:t>
+            </w:r>
+          </w:p>
+        </w:tc>
+      </w:tr>
+      <w:tr>
+        <w:tc>
+          <w:tcPr>
+            <w:tcW w:type="dxa" w:w="2160"/>
+          </w:tcPr>
+          <w:p>
+            <w:r/>
+            <w:r>
+              <w:rPr>
+                <w:sz w:val="16"/>
+              </w:rPr>
+              <w:t>Configuracion peligrosa (debug, 0.0.0.0, CSRF off)</w:t>
+            </w:r>
+          </w:p>
+        </w:tc>
+        <w:tc>
+          <w:tcPr>
+            <w:tcW w:type="dxa" w:w="2160"/>
+          </w:tcPr>
+          <w:p>
+            <w:r/>
+            <w:r>
+              <w:rPr>
+                <w:sz w:val="16"/>
+              </w:rPr>
+              <w:t>CWE-605/A05-A07</w:t>
+            </w:r>
+          </w:p>
+        </w:tc>
+        <w:tc>
+          <w:tcPr>
+            <w:tcW w:type="dxa" w:w="2160"/>
+          </w:tcPr>
+          <w:p>
+            <w:r/>
+            <w:r>
+              <w:rPr>
+                <w:sz w:val="16"/>
+              </w:rPr>
+              <w:t>3</w:t>
+            </w:r>
+          </w:p>
+        </w:tc>
+        <w:tc>
+          <w:tcPr>
+            <w:tcW w:type="dxa" w:w="2160"/>
+          </w:tcPr>
+          <w:p>
+            <w:r/>
+            <w:r>
+              <w:rPr>
+                <w:sz w:val="16"/>
+              </w:rPr>
+              <w:t>Bandit, Semgrep, SonarCloud, IA</w:t>
+            </w:r>
+          </w:p>
+        </w:tc>
+      </w:tr>
+      <w:tr>
+        <w:tc>
+          <w:tcPr>
+            <w:tcW w:type="dxa" w:w="2160"/>
+          </w:tcPr>
+          <w:p>
+            <w:r/>
+            <w:r>
+              <w:rPr>
+                <w:sz w:val="16"/>
+              </w:rPr>
+              <w:t>Secretos en el codigo</w:t>
+            </w:r>
+          </w:p>
+        </w:tc>
+        <w:tc>
+          <w:tcPr>
+            <w:tcW w:type="dxa" w:w="2160"/>
+          </w:tcPr>
+          <w:p>
+            <w:r/>
+            <w:r>
+              <w:rPr>
+                <w:sz w:val="16"/>
+              </w:rPr>
+              <w:t>CWE-259</w:t>
+            </w:r>
+          </w:p>
+        </w:tc>
+        <w:tc>
+          <w:tcPr>
+            <w:tcW w:type="dxa" w:w="2160"/>
+          </w:tcPr>
+          <w:p>
+            <w:r/>
+            <w:r>
+              <w:rPr>
+                <w:sz w:val="16"/>
+              </w:rPr>
+              <w:t>2</w:t>
+            </w:r>
+          </w:p>
+        </w:tc>
+        <w:tc>
+          <w:tcPr>
+            <w:tcW w:type="dxa" w:w="2160"/>
+          </w:tcPr>
+          <w:p>
+            <w:r/>
+            <w:r>
+              <w:rPr>
+                <w:sz w:val="16"/>
+              </w:rPr>
+              <w:t>Bandit, IA</w:t>
+            </w:r>
+          </w:p>
+        </w:tc>
+      </w:tr>
+      <w:tr>
+        <w:tc>
+          <w:tcPr>
+            <w:tcW w:type="dxa" w:w="2160"/>
+          </w:tcPr>
+          <w:p>
+            <w:r/>
+            <w:r>
+              <w:rPr>
+                <w:sz w:val="16"/>
+              </w:rPr>
+              <w:t>CSRF sin token en formularios</w:t>
+            </w:r>
+          </w:p>
+        </w:tc>
+        <w:tc>
+          <w:tcPr>
+            <w:tcW w:type="dxa" w:w="2160"/>
+          </w:tcPr>
+          <w:p>
+            <w:r/>
+            <w:r>
+              <w:rPr>
+                <w:sz w:val="16"/>
+              </w:rPr>
+              <w:t>A01</w:t>
+            </w:r>
+          </w:p>
+        </w:tc>
+        <w:tc>
+          <w:tcPr>
+            <w:tcW w:type="dxa" w:w="2160"/>
+          </w:tcPr>
+          <w:p>
+            <w:r/>
+            <w:r>
+              <w:rPr>
+                <w:sz w:val="16"/>
+              </w:rPr>
+              <w:t>4 formularios</w:t>
+            </w:r>
+          </w:p>
+        </w:tc>
+        <w:tc>
+          <w:tcPr>
+            <w:tcW w:type="dxa" w:w="2160"/>
+          </w:tcPr>
+          <w:p>
+            <w:r/>
+            <w:r>
+              <w:rPr>
+                <w:sz w:val="16"/>
+              </w:rPr>
+              <w:t>Semgrep, SonarCloud, IA</w:t>
+            </w:r>
+          </w:p>
+        </w:tc>
+      </w:tr>
+      <w:tr>
+        <w:tc>
+          <w:tcPr>
+            <w:tcW w:type="dxa" w:w="2160"/>
+          </w:tcPr>
+          <w:p>
+            <w:r/>
+            <w:r>
+              <w:rPr>
+                <w:sz w:val="16"/>
+              </w:rPr>
+              <w:t>NaN injection</w:t>
+            </w:r>
+          </w:p>
+        </w:tc>
+        <w:tc>
+          <w:tcPr>
+            <w:tcW w:type="dxa" w:w="2160"/>
+          </w:tcPr>
+          <w:p>
+            <w:r/>
+            <w:r>
+              <w:rPr>
+                <w:sz w:val="16"/>
+              </w:rPr>
+              <w:t>CWE-20</w:t>
+            </w:r>
+          </w:p>
+        </w:tc>
+        <w:tc>
+          <w:tcPr>
+            <w:tcW w:type="dxa" w:w="2160"/>
+          </w:tcPr>
+          <w:p>
+            <w:r/>
+            <w:r>
+              <w:rPr>
+                <w:sz w:val="16"/>
+              </w:rPr>
+              <w:t>1</w:t>
+            </w:r>
+          </w:p>
+        </w:tc>
+        <w:tc>
+          <w:tcPr>
+            <w:tcW w:type="dxa" w:w="2160"/>
+          </w:tcPr>
+          <w:p>
+            <w:r/>
+            <w:r>
+              <w:rPr>
+                <w:sz w:val="16"/>
+              </w:rPr>
+              <w:t>Semgrep, IA</w:t>
+            </w:r>
+          </w:p>
+        </w:tc>
+      </w:tr>
+      <w:tr>
+        <w:tc>
+          <w:tcPr>
+            <w:tcW w:type="dxa" w:w="2160"/>
+          </w:tcPr>
+          <w:p>
+            <w:r/>
+            <w:r>
+              <w:rPr>
+                <w:sz w:val="16"/>
+              </w:rPr>
+              <w:t>Errores de programacion</w:t>
+            </w:r>
+          </w:p>
+        </w:tc>
+        <w:tc>
+          <w:tcPr>
+            <w:tcW w:type="dxa" w:w="2160"/>
+          </w:tcPr>
+          <w:p>
+            <w:r/>
+            <w:r>
+              <w:rPr>
+                <w:sz w:val="16"/>
+              </w:rPr>
+              <w:t>-</w:t>
+            </w:r>
+          </w:p>
+        </w:tc>
+        <w:tc>
+          <w:tcPr>
+            <w:tcW w:type="dxa" w:w="2160"/>
+          </w:tcPr>
+          <w:p>
+            <w:r/>
+            <w:r>
+              <w:rPr>
+                <w:sz w:val="16"/>
+              </w:rPr>
+              <w:t>2</w:t>
+            </w:r>
+          </w:p>
+        </w:tc>
+        <w:tc>
+          <w:tcPr>
+            <w:tcW w:type="dxa" w:w="2160"/>
+          </w:tcPr>
+          <w:p>
+            <w:r/>
+            <w:r>
+              <w:rPr>
+                <w:sz w:val="16"/>
+              </w:rPr>
+              <w:t>IA</w:t>
+            </w:r>
+          </w:p>
+        </w:tc>
+      </w:tr>
+      <w:tr>
+        <w:tc>
+          <w:tcPr>
+            <w:tcW w:type="dxa" w:w="2160"/>
+          </w:tcPr>
+          <w:p>
+            <w:r/>
+            <w:r>
+              <w:rPr>
+                <w:sz w:val="16"/>
+              </w:rPr>
+              <w:t>Accesibilidad / calidad</w:t>
+            </w:r>
+          </w:p>
+        </w:tc>
+        <w:tc>
+          <w:tcPr>
+            <w:tcW w:type="dxa" w:w="2160"/>
+          </w:tcPr>
+          <w:p>
+            <w:r/>
+            <w:r>
+              <w:rPr>
+                <w:sz w:val="16"/>
+              </w:rPr>
+              <w:t>WCAG</w:t>
+            </w:r>
+          </w:p>
+        </w:tc>
+        <w:tc>
+          <w:tcPr>
+            <w:tcW w:type="dxa" w:w="2160"/>
+          </w:tcPr>
+          <w:p>
+            <w:r/>
+            <w:r>
+              <w:rPr>
+                <w:sz w:val="16"/>
+              </w:rPr>
+              <w:t>1</w:t>
+            </w:r>
+          </w:p>
+        </w:tc>
+        <w:tc>
+          <w:tcPr>
+            <w:tcW w:type="dxa" w:w="2160"/>
+          </w:tcPr>
+          <w:p>
+            <w:r/>
+            <w:r>
+              <w:rPr>
+                <w:sz w:val="16"/>
+              </w:rPr>
+              <w:t>SonarCloud</w:t>
+            </w:r>
+          </w:p>
+        </w:tc>
+      </w:tr>
+    </w:tbl>
+    <w:p/>
+    <w:p>
+      <w:r>
+        <w:rPr>
+          <w:i w:val="0"/>
+          <w:sz w:val="22"/>
+        </w:rPr>
+        <w:t>El programa original presenta problemas en 5 de las 10 categorias principales de OWASP; los mas graves son la criptografia rota y las dos inyecciones SQL explotables (permite acceder como admin con ' OR '1'='1 sin contrasena). Ninguna prueba funcional 'normal' los detectaria; solo el analisis estatico y la revision sistematica.</w:t>
+      </w:r>
+    </w:p>
+    <w:p>
+      <w:pPr>
+        <w:pStyle w:val="Heading1"/>
+      </w:pPr>
+      <w:r>
+        <w:t>7. Reflexion sobre las herramientas (aprendizaje)</w:t>
+      </w:r>
+    </w:p>
+    <w:p>
+      <w:pPr>
+        <w:pStyle w:val="ListNumber"/>
+      </w:pPr>
+      <w:r>
+        <w:t>Se complementan: Bandit detecta los problemas de seguridad Python de un vistazo; Semgrep amplia con NaN injection y CSRF; SonarCloud da el mapa completo con severidades y calidad; la IA explica el 'porque' y detecta errores logicos (C9) que los SAST no ven.</w:t>
+      </w:r>
+    </w:p>
+    <w:p>
+      <w:pPr>
+        <w:pStyle w:val="ListNumber"/>
+      </w:pPr>
+      <w:r>
+        <w:t>Los falsos positivos existen: el aviso 'django-no-csrf-token' de Semgrep aplica reglas de Django sobre plantillas de Flask. Hay que interpretar y contrastar, no copiar reportes.</w:t>
+      </w:r>
+    </w:p>
+    <w:p>
+      <w:pPr>
+        <w:pStyle w:val="ListNumber"/>
+      </w:pPr>
+      <w:r>
+        <w:t>Varias reglas marcan lo mismo: Semgrep reporto 16 hallazgos que corresponden a ~8 problemas reales (duplicacion django/flask/sqlalchemy); la deduplicacion requiere criterio.</w:t>
+      </w:r>
+    </w:p>
+    <w:p>
+      <w:pPr>
+        <w:pStyle w:val="ListNumber"/>
+      </w:pPr>
+      <w:r>
+        <w:t>Es reproducible: al volver a publicar el codigo original, SonarCloud reabrio exactamente las mismas issues, confirmando la validez del registro.</w:t>
+      </w:r>
+    </w:p>
+    <w:p>
+      <w:pPr>
+        <w:pStyle w:val="Heading1"/>
+      </w:pPr>
+      <w:r>
+        <w:t>8. Conclusiones</w:t>
+      </w:r>
+    </w:p>
+    <w:p>
+      <w:pPr>
+        <w:pStyle w:val="ListNumber"/>
+      </w:pPr>
+      <w:r>
+        <w:t>El analisis estatico encuentra lo que las pruebas funcionales no ven: el programa 'funcionaba' pero contenía criptografia rota y dos inyecciones SQL explotables.</w:t>
+      </w:r>
+    </w:p>
+    <w:p>
+      <w:pPr>
+        <w:pStyle w:val="ListNumber"/>
+      </w:pPr>
+      <w:r>
+        <w:t>El objetivo se cumplio: se investigaron y aplicaron 3+ herramientas y se registraron los problemas del programa original (7 + 16 + 6 + 14 hallazgos) con tipo, severidad, ubicacion, explicacion y correccion recomendada.</w:t>
+      </w:r>
+    </w:p>
+    <w:p>
+      <w:pPr>
+        <w:pStyle w:val="ListNumber"/>
+      </w:pPr>
+      <w:r>
+        <w:t>Ninguna herramienta es infalible ni total: cruzando SAST + SonarCloud + IA se logra cobertura y contexto, y tambien aparecen falsos positivos que exigen criterio profesional.</w:t>
+      </w:r>
+    </w:p>
+    <w:p>
+      <w:pPr>
+        <w:pStyle w:val="ListNumber"/>
+      </w:pPr>
+      <w:r>
+        <w:t>El alcance fue solo la identificacion: no se modifico el programa original; las soluciones recomendadas quedan documentadas en el registro como siguiente paso del ciclo de desarrollo.</w:t>
+      </w:r>
+    </w:p>
+    <w:p>
+      <w:pPr>
+        <w:pStyle w:val="ListNumber"/>
+      </w:pPr>
+      <w:r>
+        <w:t>Automatizar el analisis (SonarCloud en cada push) convierte la seguridad en un proceso continuo.</w:t>
+      </w:r>
+    </w:p>
+    <w:p>
+      <w:pPr>
+        <w:pStyle w:val="Heading1"/>
+      </w:pPr>
+      <w:r>
+        <w:t>9. Referencias</w:t>
+      </w:r>
+    </w:p>
+    <w:p>
+      <w:pPr>
+        <w:pStyle w:val="ListBullet"/>
+      </w:pPr>
+      <w:r>
+        <w:t>Bandit - https://bandit.readthedocs.io</w:t>
+      </w:r>
+    </w:p>
+    <w:p>
+      <w:pPr>
+        <w:pStyle w:val="ListBullet"/>
+      </w:pPr>
+      <w:r>
+        <w:t>Semgrep - https://semgrep.dev/docs</w:t>
+      </w:r>
+    </w:p>
+    <w:p>
+      <w:pPr>
+        <w:pStyle w:val="ListBullet"/>
+      </w:pPr>
+      <w:r>
+        <w:t>SonarCloud - https://docs.sonarcloud.io</w:t>
+      </w:r>
+    </w:p>
+    <w:p>
+      <w:pPr>
+        <w:pStyle w:val="ListBullet"/>
+      </w:pPr>
+      <w:r>
+        <w:t>Flask-WTF / CSRF - https://flask-wtf.readthedocs.io</w:t>
+      </w:r>
+    </w:p>
+    <w:p>
+      <w:pPr>
+        <w:pStyle w:val="ListBullet"/>
+      </w:pPr>
+      <w:r>
+        <w:t>OWASP Top 10 - https://owasp.org/www-project-top-ten</w:t>
+      </w:r>
+    </w:p>
+    <w:p>
+      <w:pPr>
+        <w:pStyle w:val="ListBullet"/>
+      </w:pPr>
+      <w:r>
+        <w:t>Repositorio del proyecto - https://github.com/bgrez-lab/gestion-productos-seguridad</w:t>
+      </w:r>
+    </w:p>
+    <w:p>
+      <w:r>
+        <w:br w:type="page"/>
+      </w:r>
+    </w:p>
+    <w:p>
+      <w:pPr>
+        <w:pStyle w:val="Heading1"/>
+      </w:pPr>
+      <w:r>
+        <w:t>Evidencia: capturas generadas a partir de datos reales</w:t>
+      </w:r>
+    </w:p>
+    <w:p>
+      <w:pPr>
+        <w:jc w:val="center"/>
+      </w:pPr>
+      <w:r>
+        <w:rPr>
+          <w:i/>
+          <w:sz w:val="22"/>
+        </w:rPr>
+        <w:t>Las siguientes imagenes resumen los resultados de las herramientas sobre el proyecto. Fueron generadas a partir de la API real de SonarCloud y de los reportes exportados; los reportes originales estan en la carpeta evidencia/ del repositorio.</w:t>
       </w:r>
     </w:p>
     <w:p>
@@ -2936,7 +5733,7 @@
           <w:color w:val="555555"/>
           <w:sz w:val="18"/>
         </w:rPr>
-        <w:t>Figura 1. SonarCloud: dashboard del proyecto con Quality Gate PASSED y 0 issues (API real).</w:t>
+        <w:t>Figura 1. SonarCloud: el programa original con 6 issues abiertas (5 vulnerabilidades + 1 bug); las issues quedan ABIERTAS y pendientes de resolucion (datos de la API real).</w:t>
       </w:r>
     </w:p>
     <w:p>
@@ -2946,7 +5743,7 @@
       <w:r>
         <w:drawing>
           <wp:inline xmlns:a="http://schemas.openxmlformats.org/drawingml/2006/main" xmlns:pic="http://schemas.openxmlformats.org/drawingml/2006/picture">
-            <wp:extent cx="5580000" cy="2733061"/>
+            <wp:extent cx="5580000" cy="2049796"/>
             <wp:docPr id="2" name="Picture 2"/>
             <wp:cNvGraphicFramePr>
               <a:graphicFrameLocks noChangeAspect="1"/>
@@ -2967,7 +5764,7 @@
                   <pic:spPr>
                     <a:xfrm>
                       <a:off x="0" y="0"/>
-                      <a:ext cx="5580000" cy="2733061"/>
+                      <a:ext cx="5580000" cy="2049796"/>
                     </a:xfrm>
                     <a:prstGeom prst="rect"/>
                   </pic:spPr>
@@ -2988,7 +5785,7 @@
           <w:color w:val="555555"/>
           <w:sz w:val="18"/>
         </w:rPr>
-        <w:t>Figura 2. SonarCloud: las 9 issues iniciales, todas CLOSED (0 abiertas).</w:t>
+        <w:t>Figura 2. SonarCloud: detalle de las 6 issues abiertas del programa original (regla, severidad, tipo, ubicacion).</w:t>
       </w:r>
     </w:p>
     <w:p>
@@ -3040,59 +5837,7 @@
           <w:color w:val="555555"/>
           <w:sz w:val="18"/>
         </w:rPr>
-        <w:t>Figura 3. Semgrep sobre la version vulnerable: 16 hallazgos.</w:t>
-      </w:r>
-    </w:p>
-    <w:p>
-      <w:pPr>
-        <w:jc w:val="center"/>
-      </w:pPr>
-      <w:r>
-        <w:drawing>
-          <wp:inline xmlns:a="http://schemas.openxmlformats.org/drawingml/2006/main" xmlns:pic="http://schemas.openxmlformats.org/drawingml/2006/picture">
-            <wp:extent cx="5580000" cy="1329702"/>
-            <wp:docPr id="4" name="Picture 4"/>
-            <wp:cNvGraphicFramePr>
-              <a:graphicFrameLocks noChangeAspect="1"/>
-            </wp:cNvGraphicFramePr>
-            <a:graphic>
-              <a:graphicData uri="http://schemas.openxmlformats.org/drawingml/2006/picture">
-                <pic:pic>
-                  <pic:nvPicPr>
-                    <pic:cNvPr id="0" name="captura_semgrep_despues.png"/>
-                    <pic:cNvPicPr/>
-                  </pic:nvPicPr>
-                  <pic:blipFill>
-                    <a:blip r:embed="rId12"/>
-                    <a:stretch>
-                      <a:fillRect/>
-                    </a:stretch>
-                  </pic:blipFill>
-                  <pic:spPr>
-                    <a:xfrm>
-                      <a:off x="0" y="0"/>
-                      <a:ext cx="5580000" cy="1329702"/>
-                    </a:xfrm>
-                    <a:prstGeom prst="rect"/>
-                  </pic:spPr>
-                </pic:pic>
-              </a:graphicData>
-            </a:graphic>
-          </wp:inline>
-        </w:drawing>
-      </w:r>
-    </w:p>
-    <w:p>
-      <w:pPr>
-        <w:jc w:val="center"/>
-      </w:pPr>
-      <w:r>
-        <w:rPr>
-          <w:i/>
-          <w:color w:val="555555"/>
-          <w:sz w:val="18"/>
-        </w:rPr>
-        <w:t>Figura 4. Semgrep tras corregir: 4 hallazgos, todos falsos positivos.</w:t>
+        <w:t>Figura 3. Semgrep sobre el programa original: 16 hallazgos (9 error / 7 warning).</w:t>
       </w:r>
     </w:p>
     <w:p>
@@ -3103,7 +5848,7 @@
         <w:drawing>
           <wp:inline xmlns:a="http://schemas.openxmlformats.org/drawingml/2006/main" xmlns:pic="http://schemas.openxmlformats.org/drawingml/2006/picture">
             <wp:extent cx="5580000" cy="1792723"/>
-            <wp:docPr id="5" name="Picture 5"/>
+            <wp:docPr id="4" name="Picture 4"/>
             <wp:cNvGraphicFramePr>
               <a:graphicFrameLocks noChangeAspect="1"/>
             </wp:cNvGraphicFramePr>
@@ -3115,7 +5860,7 @@
                     <pic:cNvPicPr/>
                   </pic:nvPicPr>
                   <pic:blipFill>
-                    <a:blip r:embed="rId13"/>
+                    <a:blip r:embed="rId12"/>
                     <a:stretch>
                       <a:fillRect/>
                     </a:stretch>
@@ -3144,7 +5889,7 @@
           <w:color w:val="555555"/>
           <w:sz w:val="18"/>
         </w:rPr>
-        <w:t>Figura 5. Bandit sobre la version vulnerable: 7 hallazgos (2 High, 3 Medium, 2 Low).</w:t>
+        <w:t>Figura 4. Bandit sobre el programa original: 7 hallazgos (3 High, 3 Medium, 1 Low).</w:t>
       </w:r>
     </w:p>
     <w:p>
@@ -3154,8 +5899,8 @@
       <w:r>
         <w:drawing>
           <wp:inline xmlns:a="http://schemas.openxmlformats.org/drawingml/2006/main" xmlns:pic="http://schemas.openxmlformats.org/drawingml/2006/picture">
-            <wp:extent cx="5580000" cy="1638383"/>
-            <wp:docPr id="6" name="Picture 6"/>
+            <wp:extent cx="5580000" cy="2410085"/>
+            <wp:docPr id="5" name="Picture 5"/>
             <wp:cNvGraphicFramePr>
               <a:graphicFrameLocks noChangeAspect="1"/>
             </wp:cNvGraphicFramePr>
@@ -3163,11 +5908,11 @@
               <a:graphicData uri="http://schemas.openxmlformats.org/drawingml/2006/picture">
                 <pic:pic>
                   <pic:nvPicPr>
-                    <pic:cNvPr id="0" name="captura_bandit_despues.png"/>
+                    <pic:cNvPr id="0" name="captura_pylint.png"/>
                     <pic:cNvPicPr/>
                   </pic:nvPicPr>
                   <pic:blipFill>
-                    <a:blip r:embed="rId14"/>
+                    <a:blip r:embed="rId13"/>
                     <a:stretch>
                       <a:fillRect/>
                     </a:stretch>
@@ -3175,7 +5920,7 @@
                   <pic:spPr>
                     <a:xfrm>
                       <a:off x="0" y="0"/>
-                      <a:ext cx="5580000" cy="1638383"/>
+                      <a:ext cx="5580000" cy="2410085"/>
                     </a:xfrm>
                     <a:prstGeom prst="rect"/>
                   </pic:spPr>
@@ -3196,7 +5941,7 @@
           <w:color w:val="555555"/>
           <w:sz w:val="18"/>
         </w:rPr>
-        <w:t>Figura 6. Bandit tras corregir: 0 hallazgos.</w:t>
+        <w:t>Figura 5. Pylint: calidad de estilo del programa original (9.46/10).</w:t>
       </w:r>
     </w:p>
     <w:p>
@@ -3206,8 +5951,8 @@
       <w:r>
         <w:drawing>
           <wp:inline xmlns:a="http://schemas.openxmlformats.org/drawingml/2006/main" xmlns:pic="http://schemas.openxmlformats.org/drawingml/2006/picture">
-            <wp:extent cx="5580000" cy="2101404"/>
-            <wp:docPr id="7" name="Picture 7"/>
+            <wp:extent cx="5580000" cy="1246596"/>
+            <wp:docPr id="6" name="Picture 6"/>
             <wp:cNvGraphicFramePr>
               <a:graphicFrameLocks noChangeAspect="1"/>
             </wp:cNvGraphicFramePr>
@@ -3215,11 +5960,11 @@
               <a:graphicData uri="http://schemas.openxmlformats.org/drawingml/2006/picture">
                 <pic:pic>
                   <pic:nvPicPr>
-                    <pic:cNvPr id="0" name="captura_pylint.png"/>
+                    <pic:cNvPr id="0" name="captura_github_repo.png"/>
                     <pic:cNvPicPr/>
                   </pic:nvPicPr>
                   <pic:blipFill>
-                    <a:blip r:embed="rId15"/>
+                    <a:blip r:embed="rId14"/>
                     <a:stretch>
                       <a:fillRect/>
                     </a:stretch>
@@ -3227,7 +5972,7 @@
                   <pic:spPr>
                     <a:xfrm>
                       <a:off x="0" y="0"/>
-                      <a:ext cx="5580000" cy="2101404"/>
+                      <a:ext cx="5580000" cy="1246596"/>
                     </a:xfrm>
                     <a:prstGeom prst="rect"/>
                   </pic:spPr>
@@ -3248,59 +5993,7 @@
           <w:color w:val="555555"/>
           <w:sz w:val="18"/>
         </w:rPr>
-        <w:t>Figura 7. Pylint: mejora de 9.46/10 a 9.94/10.</w:t>
-      </w:r>
-    </w:p>
-    <w:p>
-      <w:pPr>
-        <w:jc w:val="center"/>
-      </w:pPr>
-      <w:r>
-        <w:drawing>
-          <wp:inline xmlns:a="http://schemas.openxmlformats.org/drawingml/2006/main" xmlns:pic="http://schemas.openxmlformats.org/drawingml/2006/picture">
-            <wp:extent cx="5580000" cy="1780851"/>
-            <wp:docPr id="8" name="Picture 8"/>
-            <wp:cNvGraphicFramePr>
-              <a:graphicFrameLocks noChangeAspect="1"/>
-            </wp:cNvGraphicFramePr>
-            <a:graphic>
-              <a:graphicData uri="http://schemas.openxmlformats.org/drawingml/2006/picture">
-                <pic:pic>
-                  <pic:nvPicPr>
-                    <pic:cNvPr id="0" name="captura_github_repo.png"/>
-                    <pic:cNvPicPr/>
-                  </pic:nvPicPr>
-                  <pic:blipFill>
-                    <a:blip r:embed="rId16"/>
-                    <a:stretch>
-                      <a:fillRect/>
-                    </a:stretch>
-                  </pic:blipFill>
-                  <pic:spPr>
-                    <a:xfrm>
-                      <a:off x="0" y="0"/>
-                      <a:ext cx="5580000" cy="1780851"/>
-                    </a:xfrm>
-                    <a:prstGeom prst="rect"/>
-                  </pic:spPr>
-                </pic:pic>
-              </a:graphicData>
-            </a:graphic>
-          </wp:inline>
-        </w:drawing>
-      </w:r>
-    </w:p>
-    <w:p>
-      <w:pPr>
-        <w:jc w:val="center"/>
-      </w:pPr>
-      <w:r>
-        <w:rPr>
-          <w:i/>
-          <w:color w:val="555555"/>
-          <w:sz w:val="18"/>
-        </w:rPr>
-        <w:t>Figura 8. Repositorio publico en GitHub con el historial de commits en main.</w:t>
+        <w:t>Figura 6. Repositorio publico en GitHub: rama main con el codigo original analizado.</w:t>
       </w:r>
     </w:p>
     <w:p>
@@ -3309,119 +6002,7 @@
           <w:i/>
           <w:sz w:val="18"/>
         </w:rPr>
-        <w:t>Reportes originales tambien adjuntos: evidencia/bandit_antes.json, evidencia/bandit_corregido.json, evidencia/semgrep_scan.json, evidencia/semgrep_scan_corregido.json, evidencia/sonarcloud_issues.json, evidencia/sonarcloud_issues_final.json, evidencia/revision_claude.md y evidencia/sonar_overview_api.json.</w:t>
-      </w:r>
-    </w:p>
-    <w:p>
-      <w:pPr>
-        <w:pStyle w:val="Heading1"/>
-      </w:pPr>
-      <w:r>
-        <w:t>7. Conclusiones y aprendizajes</w:t>
-      </w:r>
-    </w:p>
-    <w:p>
-      <w:pPr>
-        <w:pStyle w:val="ListNumber"/>
-      </w:pPr>
-      <w:r>
-        <w:t>Ninguna herramienta es suficiente por si sola: la IA aporto explicaciones amplias, Bandit encontro fallos concretos de Python, Semgrep amplio el alcance y SonarCloud dio el seguimiento continuo. La combinacion de las cuatro da el panorama mas completo.</w:t>
-      </w:r>
-    </w:p>
-    <w:p>
-      <w:pPr>
-        <w:pStyle w:val="ListNumber"/>
-      </w:pPr>
-      <w:r>
-        <w:t>El analisis estatico funciona como control de calidad: pasar de 7 hallazgos de Bandit y 8 vulnerabilidades en SonarCloud a cero, sin romper la funcionalidad (8/8 pruebas de humo), demuestra que el costo de corregir en desarrollo es menor que el riesgo de una brecha en produccion.</w:t>
-      </w:r>
-    </w:p>
-    <w:p>
-      <w:pPr>
-        <w:pStyle w:val="ListNumber"/>
-      </w:pPr>
-      <w:r>
-        <w:t>Los falsos positivos existen y se gestionan: Semgrep marco reglas de Django sobre plantillas Flask. Hay que interpretar, no aplicar ciegamente.</w:t>
-      </w:r>
-    </w:p>
-    <w:p>
-      <w:pPr>
-        <w:pStyle w:val="ListNumber"/>
-      </w:pPr>
-      <w:r>
-        <w:t>La integracion con el repositorio (analisis automatico en cada push) convierte la seguridad en un proceso continuo y no en una auditoria puntual.</w:t>
-      </w:r>
-    </w:p>
-    <w:p>
-      <w:pPr>
-        <w:pStyle w:val="ListNumber"/>
-      </w:pPr>
-      <w:r>
-        <w:t>Seguridad en profundidad: se corrigieron contrasenas, inyeccion, CSRF, exposicion de la aplicacion, secreto de configuracion y accesibilidad, lo que mejora tanto la seguridad como la calidad del codigo.</w:t>
-      </w:r>
-    </w:p>
-    <w:p>
-      <w:pPr>
-        <w:pStyle w:val="Heading1"/>
-      </w:pPr>
-      <w:r>
-        <w:t>8. Referencias</w:t>
-      </w:r>
-    </w:p>
-    <w:p>
-      <w:pPr>
-        <w:pStyle w:val="ListBullet"/>
-      </w:pPr>
-      <w:r>
-        <w:t>Bandit - https://bandit.readthedocs.io</w:t>
-      </w:r>
-    </w:p>
-    <w:p>
-      <w:pPr>
-        <w:pStyle w:val="ListBullet"/>
-      </w:pPr>
-      <w:r>
-        <w:t>Semgrep - https://semgrep.dev/docs</w:t>
-      </w:r>
-    </w:p>
-    <w:p>
-      <w:pPr>
-        <w:pStyle w:val="ListBullet"/>
-      </w:pPr>
-      <w:r>
-        <w:t>SonarCloud - https://docs.sonarcloud.io</w:t>
-      </w:r>
-    </w:p>
-    <w:p>
-      <w:pPr>
-        <w:pStyle w:val="ListBullet"/>
-      </w:pPr>
-      <w:r>
-        <w:t>SonarQube Quality Gates - https://docs.sonarqube.org/latest/user-guide/quality-gates</w:t>
-      </w:r>
-    </w:p>
-    <w:p>
-      <w:pPr>
-        <w:pStyle w:val="ListBullet"/>
-      </w:pPr>
-      <w:r>
-        <w:t>OWASP Top 10 - https://owasp.org/www-project-top-ten</w:t>
-      </w:r>
-    </w:p>
-    <w:p>
-      <w:pPr>
-        <w:pStyle w:val="ListBullet"/>
-      </w:pPr>
-      <w:r>
-        <w:t>Flask-WTF / CSRF - https://flask-wtf.readthedocs.io</w:t>
-      </w:r>
-    </w:p>
-    <w:p>
-      <w:pPr>
-        <w:pStyle w:val="ListBullet"/>
-      </w:pPr>
-      <w:r>
-        <w:t>repositorio del proyecto - https://github.com/bgrez-lab/gestion-productos-seguridad</w:t>
+        <w:t>Reportes originales: evidencia/bandit_antes.json, evidencia/semgrep_scan.json, evidencia/sonarcloud_issues.json, evidencia/sonar_overview_api.json y evidencia/revision_claude.md.</w:t>
       </w:r>
     </w:p>
     <w:sectPr>

--- a/informe_capturas.docx
+++ b/informe_capturas.docx
@@ -1291,7 +1291,7 @@
               <w:rPr>
                 <w:sz w:val="16"/>
               </w:rPr>
-              <w:t>9 error - 7 warning</w:t>
+              <w:t>8 error - 8 warning</w:t>
             </w:r>
           </w:p>
         </w:tc>
@@ -5568,7 +5568,7 @@
         <w:pStyle w:val="ListNumber"/>
       </w:pPr>
       <w:r>
-        <w:t>El analisis estatico encuentra lo que las pruebas funcionales no ven: el programa 'funcionaba' pero contenía criptografia rota y dos inyecciones SQL explotables.</w:t>
+        <w:t>El analisis estatico encuentra lo que las pruebas funcionales no ven: el programa 'funcionaba' pero contenÃ­a criptografia rota y dos inyecciones SQL explotables.</w:t>
       </w:r>
     </w:p>
     <w:p>
@@ -5669,7 +5669,7 @@
         <w:pStyle w:val="Heading1"/>
       </w:pPr>
       <w:r>
-        <w:t>Evidencia: capturas generadas a partir de datos reales</w:t>
+        <w:t>Evidencia: capturas reales de las fuentes</w:t>
       </w:r>
     </w:p>
     <w:p>
@@ -5681,7 +5681,7 @@
           <w:i/>
           <w:sz w:val="22"/>
         </w:rPr>
-        <w:t>Las siguientes imagenes resumen los resultados de las herramientas sobre el proyecto. Fueron generadas a partir de la API real de SonarCloud y de los reportes exportados; los reportes originales estan en la carpeta evidencia/ del repositorio.</w:t>
+        <w:t>Capturas tomadas de la pagina oficial de SonarCloud (URL publica del proyecto) y del repositorio en GitHub, mas las salidas reales de las herramientas locales ejecutadas sobre el codigo original. Los reportes originales estan en la carpeta evidencia/ del repositorio.</w:t>
       </w:r>
     </w:p>
     <w:p>
@@ -5691,7 +5691,7 @@
       <w:r>
         <w:drawing>
           <wp:inline xmlns:a="http://schemas.openxmlformats.org/drawingml/2006/main" xmlns:pic="http://schemas.openxmlformats.org/drawingml/2006/picture">
-            <wp:extent cx="5580000" cy="3188571"/>
+            <wp:extent cx="5580000" cy="3487500"/>
             <wp:docPr id="1" name="Picture 1"/>
             <wp:cNvGraphicFramePr>
               <a:graphicFrameLocks noChangeAspect="1"/>
@@ -5712,7 +5712,7 @@
                   <pic:spPr>
                     <a:xfrm>
                       <a:off x="0" y="0"/>
-                      <a:ext cx="5580000" cy="3188571"/>
+                      <a:ext cx="5580000" cy="3487500"/>
                     </a:xfrm>
                     <a:prstGeom prst="rect"/>
                   </pic:spPr>
@@ -5733,7 +5733,7 @@
           <w:color w:val="555555"/>
           <w:sz w:val="18"/>
         </w:rPr>
-        <w:t>Figura 1. SonarCloud: el programa original con 6 issues abiertas (5 vulnerabilidades + 1 bug); las issues quedan ABIERTAS y pendientes de resolucion (datos de la API real).</w:t>
+        <w:t>Figura 1. Captura real de SonarCloud (pagina oficial): el programa original con 6 issues abiertas (5 vulnerabilidades + 1 bug).</w:t>
       </w:r>
     </w:p>
     <w:p>
@@ -5743,7 +5743,7 @@
       <w:r>
         <w:drawing>
           <wp:inline xmlns:a="http://schemas.openxmlformats.org/drawingml/2006/main" xmlns:pic="http://schemas.openxmlformats.org/drawingml/2006/picture">
-            <wp:extent cx="5580000" cy="2049796"/>
+            <wp:extent cx="5580000" cy="3487500"/>
             <wp:docPr id="2" name="Picture 2"/>
             <wp:cNvGraphicFramePr>
               <a:graphicFrameLocks noChangeAspect="1"/>
@@ -5752,7 +5752,7 @@
               <a:graphicData uri="http://schemas.openxmlformats.org/drawingml/2006/picture">
                 <pic:pic>
                   <pic:nvPicPr>
-                    <pic:cNvPr id="0" name="captura_sonar_issues_cerradas.png"/>
+                    <pic:cNvPr id="0" name="captura_sonar_issues.png"/>
                     <pic:cNvPicPr/>
                   </pic:nvPicPr>
                   <pic:blipFill>
@@ -5764,7 +5764,7 @@
                   <pic:spPr>
                     <a:xfrm>
                       <a:off x="0" y="0"/>
-                      <a:ext cx="5580000" cy="2049796"/>
+                      <a:ext cx="5580000" cy="3487500"/>
                     </a:xfrm>
                     <a:prstGeom prst="rect"/>
                   </pic:spPr>
@@ -5785,7 +5785,59 @@
           <w:color w:val="555555"/>
           <w:sz w:val="18"/>
         </w:rPr>
-        <w:t>Figura 2. SonarCloud: detalle de las 6 issues abiertas del programa original (regla, severidad, tipo, ubicacion).</w:t>
+        <w:t>Figura 2. Captura real de SonarCloud (Issues, resolved=false): las 6 issues abiertas del programa original con su severidad.</w:t>
+      </w:r>
+    </w:p>
+    <w:p>
+      <w:pPr>
+        <w:jc w:val="center"/>
+      </w:pPr>
+      <w:r>
+        <w:drawing>
+          <wp:inline xmlns:a="http://schemas.openxmlformats.org/drawingml/2006/main" xmlns:pic="http://schemas.openxmlformats.org/drawingml/2006/picture">
+            <wp:extent cx="5580000" cy="3487500"/>
+            <wp:docPr id="3" name="Picture 3"/>
+            <wp:cNvGraphicFramePr>
+              <a:graphicFrameLocks noChangeAspect="1"/>
+            </wp:cNvGraphicFramePr>
+            <a:graphic>
+              <a:graphicData uri="http://schemas.openxmlformats.org/drawingml/2006/picture">
+                <pic:pic>
+                  <pic:nvPicPr>
+                    <pic:cNvPr id="0" name="captura_quality_gate.png"/>
+                    <pic:cNvPicPr/>
+                  </pic:nvPicPr>
+                  <pic:blipFill>
+                    <a:blip r:embed="rId11"/>
+                    <a:stretch>
+                      <a:fillRect/>
+                    </a:stretch>
+                  </pic:blipFill>
+                  <pic:spPr>
+                    <a:xfrm>
+                      <a:off x="0" y="0"/>
+                      <a:ext cx="5580000" cy="3487500"/>
+                    </a:xfrm>
+                    <a:prstGeom prst="rect"/>
+                  </pic:spPr>
+                </pic:pic>
+              </a:graphicData>
+            </a:graphic>
+          </wp:inline>
+        </w:drawing>
+      </w:r>
+    </w:p>
+    <w:p>
+      <w:pPr>
+        <w:jc w:val="center"/>
+      </w:pPr>
+      <w:r>
+        <w:rPr>
+          <w:i/>
+          <w:color w:val="555555"/>
+          <w:sz w:val="18"/>
+        </w:rPr>
+        <w:t>Figura 3. Captura real de SonarCloud (Quality Gate): condiciones del quality gate.</w:t>
       </w:r>
     </w:p>
     <w:p>
@@ -5796,7 +5848,7 @@
         <w:drawing>
           <wp:inline xmlns:a="http://schemas.openxmlformats.org/drawingml/2006/main" xmlns:pic="http://schemas.openxmlformats.org/drawingml/2006/picture">
             <wp:extent cx="5580000" cy="3181787"/>
-            <wp:docPr id="3" name="Picture 3"/>
+            <wp:docPr id="4" name="Picture 4"/>
             <wp:cNvGraphicFramePr>
               <a:graphicFrameLocks noChangeAspect="1"/>
             </wp:cNvGraphicFramePr>
@@ -5808,7 +5860,7 @@
                     <pic:cNvPicPr/>
                   </pic:nvPicPr>
                   <pic:blipFill>
-                    <a:blip r:embed="rId11"/>
+                    <a:blip r:embed="rId12"/>
                     <a:stretch>
                       <a:fillRect/>
                     </a:stretch>
@@ -5837,7 +5889,7 @@
           <w:color w:val="555555"/>
           <w:sz w:val="18"/>
         </w:rPr>
-        <w:t>Figura 3. Semgrep sobre el programa original: 16 hallazgos (9 error / 7 warning).</w:t>
+        <w:t>Figura 4. Salida real de semgrep ejecutado localmente sobre el programa original: 16 hallazgos (9 error / 7 warning).</w:t>
       </w:r>
     </w:p>
     <w:p>
@@ -5848,7 +5900,7 @@
         <w:drawing>
           <wp:inline xmlns:a="http://schemas.openxmlformats.org/drawingml/2006/main" xmlns:pic="http://schemas.openxmlformats.org/drawingml/2006/picture">
             <wp:extent cx="5580000" cy="1792723"/>
-            <wp:docPr id="4" name="Picture 4"/>
+            <wp:docPr id="5" name="Picture 5"/>
             <wp:cNvGraphicFramePr>
               <a:graphicFrameLocks noChangeAspect="1"/>
             </wp:cNvGraphicFramePr>
@@ -5860,7 +5912,7 @@
                     <pic:cNvPicPr/>
                   </pic:nvPicPr>
                   <pic:blipFill>
-                    <a:blip r:embed="rId12"/>
+                    <a:blip r:embed="rId13"/>
                     <a:stretch>
                       <a:fillRect/>
                     </a:stretch>
@@ -5889,7 +5941,7 @@
           <w:color w:val="555555"/>
           <w:sz w:val="18"/>
         </w:rPr>
-        <w:t>Figura 4. Bandit sobre el programa original: 7 hallazgos (3 High, 3 Medium, 1 Low).</w:t>
+        <w:t>Figura 5. Salida real de bandit ejecutado localmente sobre el programa original: 7 hallazgos (3 High, 3 Medium, 1 Low).</w:t>
       </w:r>
     </w:p>
     <w:p>
@@ -5900,7 +5952,7 @@
         <w:drawing>
           <wp:inline xmlns:a="http://schemas.openxmlformats.org/drawingml/2006/main" xmlns:pic="http://schemas.openxmlformats.org/drawingml/2006/picture">
             <wp:extent cx="5580000" cy="2410085"/>
-            <wp:docPr id="5" name="Picture 5"/>
+            <wp:docPr id="6" name="Picture 6"/>
             <wp:cNvGraphicFramePr>
               <a:graphicFrameLocks noChangeAspect="1"/>
             </wp:cNvGraphicFramePr>
@@ -5912,7 +5964,7 @@
                     <pic:cNvPicPr/>
                   </pic:nvPicPr>
                   <pic:blipFill>
-                    <a:blip r:embed="rId13"/>
+                    <a:blip r:embed="rId14"/>
                     <a:stretch>
                       <a:fillRect/>
                     </a:stretch>
@@ -5941,7 +5993,7 @@
           <w:color w:val="555555"/>
           <w:sz w:val="18"/>
         </w:rPr>
-        <w:t>Figura 5. Pylint: calidad de estilo del programa original (9.46/10).</w:t>
+        <w:t>Figura 6. Salida real de pylint ejecutado localmente sobre el programa original: 9.46/10.</w:t>
       </w:r>
     </w:p>
     <w:p>
@@ -5951,8 +6003,8 @@
       <w:r>
         <w:drawing>
           <wp:inline xmlns:a="http://schemas.openxmlformats.org/drawingml/2006/main" xmlns:pic="http://schemas.openxmlformats.org/drawingml/2006/picture">
-            <wp:extent cx="5580000" cy="1246596"/>
-            <wp:docPr id="6" name="Picture 6"/>
+            <wp:extent cx="5580000" cy="3487500"/>
+            <wp:docPr id="7" name="Picture 7"/>
             <wp:cNvGraphicFramePr>
               <a:graphicFrameLocks noChangeAspect="1"/>
             </wp:cNvGraphicFramePr>
@@ -5964,7 +6016,7 @@
                     <pic:cNvPicPr/>
                   </pic:nvPicPr>
                   <pic:blipFill>
-                    <a:blip r:embed="rId14"/>
+                    <a:blip r:embed="rId15"/>
                     <a:stretch>
                       <a:fillRect/>
                     </a:stretch>
@@ -5972,7 +6024,7 @@
                   <pic:spPr>
                     <a:xfrm>
                       <a:off x="0" y="0"/>
-                      <a:ext cx="5580000" cy="1246596"/>
+                      <a:ext cx="5580000" cy="3487500"/>
                     </a:xfrm>
                     <a:prstGeom prst="rect"/>
                   </pic:spPr>
@@ -5993,7 +6045,7 @@
           <w:color w:val="555555"/>
           <w:sz w:val="18"/>
         </w:rPr>
-        <w:t>Figura 6. Repositorio publico en GitHub: rama main con el codigo original analizado.</w:t>
+        <w:t>Figura 7. Captura real de GitHub (pagina oficial): repositorio con el codigo original en la rama main.</w:t>
       </w:r>
     </w:p>
     <w:p>

--- a/informe_capturas.docx
+++ b/informe_capturas.docx
@@ -5847,7 +5847,7 @@
       <w:r>
         <w:drawing>
           <wp:inline xmlns:a="http://schemas.openxmlformats.org/drawingml/2006/main" xmlns:pic="http://schemas.openxmlformats.org/drawingml/2006/picture">
-            <wp:extent cx="5580000" cy="3181787"/>
+            <wp:extent cx="5580000" cy="5033872"/>
             <wp:docPr id="4" name="Picture 4"/>
             <wp:cNvGraphicFramePr>
               <a:graphicFrameLocks noChangeAspect="1"/>
@@ -5868,7 +5868,7 @@
                   <pic:spPr>
                     <a:xfrm>
                       <a:off x="0" y="0"/>
-                      <a:ext cx="5580000" cy="3181787"/>
+                      <a:ext cx="5580000" cy="5033872"/>
                     </a:xfrm>
                     <a:prstGeom prst="rect"/>
                   </pic:spPr>
@@ -5899,7 +5899,7 @@
       <w:r>
         <w:drawing>
           <wp:inline xmlns:a="http://schemas.openxmlformats.org/drawingml/2006/main" xmlns:pic="http://schemas.openxmlformats.org/drawingml/2006/picture">
-            <wp:extent cx="5580000" cy="1792723"/>
+            <wp:extent cx="5580000" cy="2255745"/>
             <wp:docPr id="5" name="Picture 5"/>
             <wp:cNvGraphicFramePr>
               <a:graphicFrameLocks noChangeAspect="1"/>
@@ -5920,7 +5920,7 @@
                   <pic:spPr>
                     <a:xfrm>
                       <a:off x="0" y="0"/>
-                      <a:ext cx="5580000" cy="1792723"/>
+                      <a:ext cx="5580000" cy="2255745"/>
                     </a:xfrm>
                     <a:prstGeom prst="rect"/>
                   </pic:spPr>
@@ -5951,7 +5951,7 @@
       <w:r>
         <w:drawing>
           <wp:inline xmlns:a="http://schemas.openxmlformats.org/drawingml/2006/main" xmlns:pic="http://schemas.openxmlformats.org/drawingml/2006/picture">
-            <wp:extent cx="5580000" cy="2410085"/>
+            <wp:extent cx="5580000" cy="2564426"/>
             <wp:docPr id="6" name="Picture 6"/>
             <wp:cNvGraphicFramePr>
               <a:graphicFrameLocks noChangeAspect="1"/>
@@ -5972,7 +5972,7 @@
                   <pic:spPr>
                     <a:xfrm>
                       <a:off x="0" y="0"/>
-                      <a:ext cx="5580000" cy="2410085"/>
+                      <a:ext cx="5580000" cy="2564426"/>
                     </a:xfrm>
                     <a:prstGeom prst="rect"/>
                   </pic:spPr>
